--- a/lessons/7-3/downloads/reveal/7.3-session-2-practice-form-a.docx
+++ b/lessons/7-3/downloads/reveal/7.3-session-2-practice-form-a.docx
@@ -15,7 +15,7 @@
         <w:rPr>
           <w:rFonts w:ascii="Avenir Next" w:hAnsi="Avenir Next" w:cs="Avenir Next" w:eastAsia="Avenir Next"/>
           <w:color w:val="1A1A1A"/>
-          <w:sz w:val="20"/>
+          <w:sz w:val="22"/>
           <w:szCs w:val="20"/>
         </w:rPr>
         <w:t xml:space="preserve">Name</w:t>
@@ -33,7 +33,7 @@
         <w:rPr>
           <w:rFonts w:ascii="Avenir Next" w:hAnsi="Avenir Next" w:cs="Avenir Next" w:eastAsia="Avenir Next"/>
           <w:color w:val="1A1A1A"/>
-          <w:sz w:val="20"/>
+          <w:sz w:val="22"/>
           <w:szCs w:val="20"/>
         </w:rPr>
         <w:t xml:space="preserve">   Date</w:t>
@@ -51,7 +51,7 @@
         <w:rPr>
           <w:rFonts w:ascii="Avenir Next" w:hAnsi="Avenir Next" w:cs="Avenir Next" w:eastAsia="Avenir Next"/>
           <w:color w:val="1A1A1A"/>
-          <w:sz w:val="20"/>
+          <w:sz w:val="22"/>
           <w:szCs w:val="20"/>
         </w:rPr>
         <w:t xml:space="preserve">   Period</w:t>
@@ -78,7 +78,7 @@
           <w:caps/>
           <w:color w:val="003A70"/>
           <w:spacing w:val="12"/>
-          <w:sz w:val="19"/>
+          <w:sz w:val="22"/>
           <w:szCs w:val="19"/>
         </w:rPr>
         <w:t xml:space="preserve">Lesson 7-3  ·  Session 2  ·  Practice  ·  Form A</w:t>
@@ -86,6 +86,7 @@
     </w:p>
     <w:p>
       <w:pPr>
+        <w:pStyle w:val="Heading1"/>
         <w:keepNext/>
         <w:spacing w:before="0" w:after="10" w:line="240" w:lineRule="auto"/>
       </w:pPr>
@@ -111,7 +112,7 @@
         <w:rPr>
           <w:rFonts w:ascii="Avenir Next" w:hAnsi="Avenir Next" w:cs="Avenir Next" w:eastAsia="Avenir Next"/>
           <w:color w:val="5A5F66"/>
-          <w:sz w:val="17"/>
+          <w:sz w:val="22"/>
           <w:szCs w:val="17"/>
         </w:rPr>
         <w:t xml:space="preserve">Learning target — I can use absolute value to find the total distance between a negative and a positive reading.</w:t>
@@ -128,7 +129,7 @@
     </w:p>
     <w:p>
       <w:pPr>
-        <w:spacing w:before="0" w:after="0" w:line="60" w:lineRule="auto"/>
+        <w:spacing w:before="0" w:after="0" w:line="50" w:lineRule="exact"/>
       </w:pPr>
     </w:p>
     <w:tbl>
@@ -167,6 +168,7 @@
           </w:tcPr>
           <w:p>
             <w:pPr>
+              <w:pStyle w:val="Heading2"/>
               <w:spacing w:before="0" w:after="40" w:line="264" w:lineRule="auto"/>
             </w:pPr>
             <w:r>
@@ -194,18 +196,18 @@
                 <w:rFonts w:ascii="Avenir Next" w:hAnsi="Avenir Next" w:cs="Avenir Next" w:eastAsia="Avenir Next"/>
                 <w:b/>
                 <w:color w:val="003A70"/>
+                <w:sz w:val="22"/>
+                <w:szCs w:val="18"/>
+              </w:rPr>
+              <w:t xml:space="preserve">•</w:t>
+            </w:r>
+            <w:r>
+              <w:rPr>
+                <w:rFonts w:ascii="Avenir Next" w:hAnsi="Avenir Next" w:cs="Avenir Next" w:eastAsia="Avenir Next"/>
+                <w:color w:val="1A1A1A"/>
                 <w:sz w:val="18"/>
                 <w:szCs w:val="18"/>
               </w:rPr>
-              <w:t xml:space="preserve">•</w:t>
-            </w:r>
-            <w:r>
-              <w:rPr>
-                <w:rFonts w:ascii="Avenir Next" w:hAnsi="Avenir Next" w:cs="Avenir Next" w:eastAsia="Avenir Next"/>
-                <w:color w:val="1A1A1A"/>
-                <w:sz w:val="18"/>
-                <w:szCs w:val="18"/>
-              </w:rPr>
               <w:tab/>
             </w:r>
             <w:r>
@@ -213,7 +215,7 @@
                 <w:rFonts w:ascii="Avenir Next" w:hAnsi="Avenir Next" w:cs="Avenir Next" w:eastAsia="Avenir Next"/>
                 <w:b/>
                 <w:color w:val="1A1A1A"/>
-                <w:sz w:val="18"/>
+                <w:sz w:val="22"/>
                 <w:szCs w:val="18"/>
               </w:rPr>
               <w:t xml:space="preserve">Opposite sides of 0</w:t>
@@ -222,7 +224,7 @@
               <w:rPr>
                 <w:rFonts w:ascii="Avenir Next" w:hAnsi="Avenir Next" w:cs="Avenir Next" w:eastAsia="Avenir Next"/>
                 <w:color w:val="1A1A1A"/>
-                <w:sz w:val="18"/>
+                <w:sz w:val="22"/>
                 <w:szCs w:val="18"/>
               </w:rPr>
               <w:t xml:space="preserve">: add the absolute values. From −8 to 3: 8 + 3 = 11.</w:t>
@@ -241,18 +243,18 @@
                 <w:rFonts w:ascii="Avenir Next" w:hAnsi="Avenir Next" w:cs="Avenir Next" w:eastAsia="Avenir Next"/>
                 <w:b/>
                 <w:color w:val="003A70"/>
+                <w:sz w:val="22"/>
+                <w:szCs w:val="18"/>
+              </w:rPr>
+              <w:t xml:space="preserve">•</w:t>
+            </w:r>
+            <w:r>
+              <w:rPr>
+                <w:rFonts w:ascii="Avenir Next" w:hAnsi="Avenir Next" w:cs="Avenir Next" w:eastAsia="Avenir Next"/>
+                <w:color w:val="1A1A1A"/>
                 <w:sz w:val="18"/>
                 <w:szCs w:val="18"/>
               </w:rPr>
-              <w:t xml:space="preserve">•</w:t>
-            </w:r>
-            <w:r>
-              <w:rPr>
-                <w:rFonts w:ascii="Avenir Next" w:hAnsi="Avenir Next" w:cs="Avenir Next" w:eastAsia="Avenir Next"/>
-                <w:color w:val="1A1A1A"/>
-                <w:sz w:val="18"/>
-                <w:szCs w:val="18"/>
-              </w:rPr>
               <w:tab/>
             </w:r>
             <w:r>
@@ -260,7 +262,7 @@
                 <w:rFonts w:ascii="Avenir Next" w:hAnsi="Avenir Next" w:cs="Avenir Next" w:eastAsia="Avenir Next"/>
                 <w:b/>
                 <w:color w:val="1A1A1A"/>
-                <w:sz w:val="18"/>
+                <w:sz w:val="22"/>
                 <w:szCs w:val="18"/>
               </w:rPr>
               <w:t xml:space="preserve">Same side of 0</w:t>
@@ -269,7 +271,7 @@
               <w:rPr>
                 <w:rFonts w:ascii="Avenir Next" w:hAnsi="Avenir Next" w:cs="Avenir Next" w:eastAsia="Avenir Next"/>
                 <w:color w:val="1A1A1A"/>
-                <w:sz w:val="18"/>
+                <w:sz w:val="22"/>
                 <w:szCs w:val="18"/>
               </w:rPr>
               <w:t xml:space="preserve">: subtract the smaller absolute value from the larger. From −12 to −5: 12 − 5 = 7.</w:t>
@@ -288,25 +290,25 @@
                 <w:rFonts w:ascii="Avenir Next" w:hAnsi="Avenir Next" w:cs="Avenir Next" w:eastAsia="Avenir Next"/>
                 <w:b/>
                 <w:color w:val="003A70"/>
+                <w:sz w:val="22"/>
+                <w:szCs w:val="18"/>
+              </w:rPr>
+              <w:t xml:space="preserve">•</w:t>
+            </w:r>
+            <w:r>
+              <w:rPr>
+                <w:rFonts w:ascii="Avenir Next" w:hAnsi="Avenir Next" w:cs="Avenir Next" w:eastAsia="Avenir Next"/>
+                <w:color w:val="1A1A1A"/>
                 <w:sz w:val="18"/>
                 <w:szCs w:val="18"/>
               </w:rPr>
-              <w:t xml:space="preserve">•</w:t>
-            </w:r>
-            <w:r>
-              <w:rPr>
-                <w:rFonts w:ascii="Avenir Next" w:hAnsi="Avenir Next" w:cs="Avenir Next" w:eastAsia="Avenir Next"/>
-                <w:color w:val="1A1A1A"/>
-                <w:sz w:val="18"/>
-                <w:szCs w:val="18"/>
-              </w:rPr>
               <w:tab/>
             </w:r>
             <w:r>
               <w:rPr>
                 <w:rFonts w:ascii="Avenir Next" w:hAnsi="Avenir Next" w:cs="Avenir Next" w:eastAsia="Avenir Next"/>
                 <w:color w:val="1A1A1A"/>
-                <w:sz w:val="18"/>
+                <w:sz w:val="22"/>
                 <w:szCs w:val="18"/>
               </w:rPr>
               <w:t xml:space="preserve">A distance is </w:t>
@@ -316,7 +318,7 @@
                 <w:rFonts w:ascii="Avenir Next" w:hAnsi="Avenir Next" w:cs="Avenir Next" w:eastAsia="Avenir Next"/>
                 <w:b/>
                 <w:color w:val="1A1A1A"/>
-                <w:sz w:val="18"/>
+                <w:sz w:val="22"/>
                 <w:szCs w:val="18"/>
               </w:rPr>
               <w:t xml:space="preserve">never negative</w:t>
@@ -325,7 +327,7 @@
               <w:rPr>
                 <w:rFonts w:ascii="Avenir Next" w:hAnsi="Avenir Next" w:cs="Avenir Next" w:eastAsia="Avenir Next"/>
                 <w:color w:val="1A1A1A"/>
-                <w:sz w:val="18"/>
+                <w:sz w:val="22"/>
                 <w:szCs w:val="18"/>
               </w:rPr>
               <w:t xml:space="preserve">. Sketch a number line to see where 0 is.</w:t>
@@ -340,6 +342,7 @@
           </w:tcPr>
           <w:p>
             <w:pPr>
+              <w:pStyle w:val="Heading2"/>
               <w:spacing w:before="0" w:after="40" w:line="264" w:lineRule="auto"/>
             </w:pPr>
             <w:r>
@@ -362,7 +365,7 @@
               <w:rPr>
                 <w:rFonts w:ascii="Avenir Next" w:hAnsi="Avenir Next" w:cs="Avenir Next" w:eastAsia="Avenir Next"/>
                 <w:color w:val="1A1A1A"/>
-                <w:sz w:val="17"/>
+                <w:sz w:val="22"/>
                 <w:szCs w:val="17"/>
               </w:rPr>
               <w:t xml:space="preserve">How far is it from −8 to 3 on a number line?</w:t>
@@ -381,25 +384,25 @@
                 <w:rFonts w:ascii="Avenir Next" w:hAnsi="Avenir Next" w:cs="Avenir Next" w:eastAsia="Avenir Next"/>
                 <w:b/>
                 <w:color w:val="003A70"/>
+                <w:sz w:val="22"/>
+                <w:szCs w:val="17"/>
+              </w:rPr>
+              <w:t xml:space="preserve">Step 1</w:t>
+            </w:r>
+            <w:r>
+              <w:rPr>
+                <w:rFonts w:ascii="Avenir Next" w:hAnsi="Avenir Next" w:cs="Avenir Next" w:eastAsia="Avenir Next"/>
+                <w:color w:val="1A1A1A"/>
                 <w:sz w:val="17"/>
                 <w:szCs w:val="17"/>
               </w:rPr>
-              <w:t xml:space="preserve">Step 1</w:t>
-            </w:r>
-            <w:r>
-              <w:rPr>
-                <w:rFonts w:ascii="Avenir Next" w:hAnsi="Avenir Next" w:cs="Avenir Next" w:eastAsia="Avenir Next"/>
-                <w:color w:val="1A1A1A"/>
-                <w:sz w:val="17"/>
-                <w:szCs w:val="17"/>
-              </w:rPr>
               <w:tab/>
             </w:r>
             <w:r>
               <w:rPr>
                 <w:rFonts w:ascii="Avenir Next" w:hAnsi="Avenir Next" w:cs="Avenir Next" w:eastAsia="Avenir Next"/>
                 <w:color w:val="1A1A1A"/>
-                <w:sz w:val="17"/>
+                <w:sz w:val="22"/>
                 <w:szCs w:val="17"/>
               </w:rPr>
               <w:t xml:space="preserve">0 is between −8 and 3, so they are on opposite sides.</w:t>
@@ -418,25 +421,25 @@
                 <w:rFonts w:ascii="Avenir Next" w:hAnsi="Avenir Next" w:cs="Avenir Next" w:eastAsia="Avenir Next"/>
                 <w:b/>
                 <w:color w:val="003A70"/>
+                <w:sz w:val="22"/>
+                <w:szCs w:val="17"/>
+              </w:rPr>
+              <w:t xml:space="preserve">Step 2</w:t>
+            </w:r>
+            <w:r>
+              <w:rPr>
+                <w:rFonts w:ascii="Avenir Next" w:hAnsi="Avenir Next" w:cs="Avenir Next" w:eastAsia="Avenir Next"/>
+                <w:color w:val="1A1A1A"/>
                 <w:sz w:val="17"/>
                 <w:szCs w:val="17"/>
               </w:rPr>
-              <w:t xml:space="preserve">Step 2</w:t>
-            </w:r>
-            <w:r>
-              <w:rPr>
-                <w:rFonts w:ascii="Avenir Next" w:hAnsi="Avenir Next" w:cs="Avenir Next" w:eastAsia="Avenir Next"/>
-                <w:color w:val="1A1A1A"/>
-                <w:sz w:val="17"/>
-                <w:szCs w:val="17"/>
-              </w:rPr>
               <w:tab/>
             </w:r>
             <w:r>
               <w:rPr>
                 <w:rFonts w:ascii="Avenir Next" w:hAnsi="Avenir Next" w:cs="Avenir Next" w:eastAsia="Avenir Next"/>
                 <w:color w:val="1A1A1A"/>
-                <w:sz w:val="17"/>
+                <w:sz w:val="22"/>
                 <w:szCs w:val="17"/>
               </w:rPr>
               <w:t xml:space="preserve">|−8| = 8 and |3| = 3.</w:t>
@@ -455,25 +458,25 @@
                 <w:rFonts w:ascii="Avenir Next" w:hAnsi="Avenir Next" w:cs="Avenir Next" w:eastAsia="Avenir Next"/>
                 <w:b/>
                 <w:color w:val="003A70"/>
+                <w:sz w:val="22"/>
+                <w:szCs w:val="17"/>
+              </w:rPr>
+              <w:t xml:space="preserve">Step 3</w:t>
+            </w:r>
+            <w:r>
+              <w:rPr>
+                <w:rFonts w:ascii="Avenir Next" w:hAnsi="Avenir Next" w:cs="Avenir Next" w:eastAsia="Avenir Next"/>
+                <w:color w:val="1A1A1A"/>
                 <w:sz w:val="17"/>
                 <w:szCs w:val="17"/>
               </w:rPr>
-              <w:t xml:space="preserve">Step 3</w:t>
-            </w:r>
-            <w:r>
-              <w:rPr>
-                <w:rFonts w:ascii="Avenir Next" w:hAnsi="Avenir Next" w:cs="Avenir Next" w:eastAsia="Avenir Next"/>
-                <w:color w:val="1A1A1A"/>
-                <w:sz w:val="17"/>
-                <w:szCs w:val="17"/>
-              </w:rPr>
               <w:tab/>
             </w:r>
             <w:r>
               <w:rPr>
                 <w:rFonts w:ascii="Avenir Next" w:hAnsi="Avenir Next" w:cs="Avenir Next" w:eastAsia="Avenir Next"/>
                 <w:color w:val="1A1A1A"/>
-                <w:sz w:val="17"/>
+                <w:sz w:val="22"/>
                 <w:szCs w:val="17"/>
               </w:rPr>
               <w:t xml:space="preserve">Add the distances: 8 + 3 = 11.</w:t>
@@ -492,18 +495,18 @@
                 <w:rFonts w:ascii="Avenir Next" w:hAnsi="Avenir Next" w:cs="Avenir Next" w:eastAsia="Avenir Next"/>
                 <w:b/>
                 <w:color w:val="1A1A1A"/>
+                <w:sz w:val="22"/>
+                <w:szCs w:val="17"/>
+              </w:rPr>
+              <w:t xml:space="preserve">Answer</w:t>
+            </w:r>
+            <w:r>
+              <w:rPr>
+                <w:rFonts w:ascii="Avenir Next" w:hAnsi="Avenir Next" w:cs="Avenir Next" w:eastAsia="Avenir Next"/>
+                <w:color w:val="1A1A1A"/>
                 <w:sz w:val="17"/>
                 <w:szCs w:val="17"/>
               </w:rPr>
-              <w:t xml:space="preserve">Answer</w:t>
-            </w:r>
-            <w:r>
-              <w:rPr>
-                <w:rFonts w:ascii="Avenir Next" w:hAnsi="Avenir Next" w:cs="Avenir Next" w:eastAsia="Avenir Next"/>
-                <w:color w:val="1A1A1A"/>
-                <w:sz w:val="17"/>
-                <w:szCs w:val="17"/>
-              </w:rPr>
               <w:tab/>
             </w:r>
             <w:r>
@@ -511,7 +514,7 @@
                 <w:rFonts w:ascii="Avenir Next" w:hAnsi="Avenir Next" w:cs="Avenir Next" w:eastAsia="Avenir Next"/>
                 <w:b/>
                 <w:color w:val="1A1A1A"/>
-                <w:sz w:val="17"/>
+                <w:sz w:val="22"/>
                 <w:szCs w:val="17"/>
               </w:rPr>
               <w:t xml:space="preserve">11 units</w:t>
@@ -540,7 +543,7 @@
           <w:rFonts w:ascii="Avenir Next" w:hAnsi="Avenir Next" w:cs="Avenir Next" w:eastAsia="Avenir Next"/>
           <w:b/>
           <w:color w:val="1A1A1A"/>
-          <w:sz w:val="17"/>
+          <w:sz w:val="22"/>
           <w:szCs w:val="17"/>
         </w:rPr>
         <w:t xml:space="preserve">absolute value</w:t>
@@ -550,7 +553,7 @@
           <w:rFonts w:ascii="Avenir Next" w:hAnsi="Avenir Next" w:cs="Avenir Next" w:eastAsia="Avenir Next"/>
           <w:i/>
           <w:color w:val="5A5F66"/>
-          <w:sz w:val="17"/>
+          <w:sz w:val="22"/>
           <w:szCs w:val="17"/>
         </w:rPr>
         <w:t xml:space="preserve"> (valor absoluto)</w:t>
@@ -559,7 +562,7 @@
         <w:rPr>
           <w:rFonts w:ascii="Avenir Next" w:hAnsi="Avenir Next" w:cs="Avenir Next" w:eastAsia="Avenir Next"/>
           <w:color w:val="5A5F66"/>
-          <w:sz w:val="17"/>
+          <w:sz w:val="22"/>
           <w:szCs w:val="17"/>
         </w:rPr>
         <w:t xml:space="preserve">   ·   </w:t>
@@ -569,7 +572,7 @@
           <w:rFonts w:ascii="Avenir Next" w:hAnsi="Avenir Next" w:cs="Avenir Next" w:eastAsia="Avenir Next"/>
           <w:b/>
           <w:color w:val="1A1A1A"/>
-          <w:sz w:val="17"/>
+          <w:sz w:val="22"/>
           <w:szCs w:val="17"/>
         </w:rPr>
         <w:t xml:space="preserve">distance</w:t>
@@ -579,7 +582,7 @@
           <w:rFonts w:ascii="Avenir Next" w:hAnsi="Avenir Next" w:cs="Avenir Next" w:eastAsia="Avenir Next"/>
           <w:i/>
           <w:color w:val="5A5F66"/>
-          <w:sz w:val="17"/>
+          <w:sz w:val="22"/>
           <w:szCs w:val="17"/>
         </w:rPr>
         <w:t xml:space="preserve"> (distancia)</w:t>
@@ -588,7 +591,7 @@
         <w:rPr>
           <w:rFonts w:ascii="Avenir Next" w:hAnsi="Avenir Next" w:cs="Avenir Next" w:eastAsia="Avenir Next"/>
           <w:color w:val="5A5F66"/>
-          <w:sz w:val="17"/>
+          <w:sz w:val="22"/>
           <w:szCs w:val="17"/>
         </w:rPr>
         <w:t xml:space="preserve">   ·   </w:t>
@@ -598,7 +601,7 @@
           <w:rFonts w:ascii="Avenir Next" w:hAnsi="Avenir Next" w:cs="Avenir Next" w:eastAsia="Avenir Next"/>
           <w:b/>
           <w:color w:val="1A1A1A"/>
-          <w:sz w:val="17"/>
+          <w:sz w:val="22"/>
           <w:szCs w:val="17"/>
         </w:rPr>
         <w:t xml:space="preserve">opposite sides</w:t>
@@ -608,7 +611,7 @@
           <w:rFonts w:ascii="Avenir Next" w:hAnsi="Avenir Next" w:cs="Avenir Next" w:eastAsia="Avenir Next"/>
           <w:i/>
           <w:color w:val="5A5F66"/>
-          <w:sz w:val="17"/>
+          <w:sz w:val="22"/>
           <w:szCs w:val="17"/>
         </w:rPr>
         <w:t xml:space="preserve"> (lados opuestos)</w:t>
@@ -616,6 +619,7 @@
     </w:p>
     <w:p>
       <w:pPr>
+        <w:pStyle w:val="Heading2"/>
         <w:keepNext/>
         <w:pBdr>
           <w:bottom w:val="single" w:sz="8" w:space="3" w:color="003A70"/>
@@ -631,7 +635,7 @@
           <w:b/>
           <w:color w:val="003A70"/>
           <w:spacing w:val="14"/>
-          <w:sz w:val="19"/>
+          <w:sz w:val="22"/>
           <w:szCs w:val="19"/>
         </w:rPr>
         <w:t xml:space="preserve">PRACTICE</w:t>
@@ -650,7 +654,7 @@
           <w:rFonts w:ascii="Avenir Next" w:hAnsi="Avenir Next" w:cs="Avenir Next" w:eastAsia="Avenir Next"/>
           <w:i/>
           <w:color w:val="5A5F66"/>
-          <w:sz w:val="17"/>
+          <w:sz w:val="22"/>
           <w:szCs w:val="17"/>
         </w:rPr>
         <w:t xml:space="preserve">show your work · label units</w:t>
@@ -658,7 +662,7 @@
     </w:p>
     <w:p>
       <w:pPr>
-        <w:spacing w:before="0" w:after="0" w:line="20" w:lineRule="exact"/>
+        <w:spacing w:before="0" w:after="0" w:line="50" w:lineRule="exact"/>
       </w:pPr>
     </w:p>
     <w:tbl>
@@ -708,25 +712,25 @@
                 <w:rFonts w:ascii="Avenir Next" w:hAnsi="Avenir Next" w:cs="Avenir Next" w:eastAsia="Avenir Next"/>
                 <w:b/>
                 <w:color w:val="1A1A1A"/>
+                <w:sz w:val="22"/>
+                <w:szCs w:val="20"/>
+              </w:rPr>
+              <w:t xml:space="preserve">1.</w:t>
+            </w:r>
+            <w:r>
+              <w:rPr>
+                <w:rFonts w:ascii="Avenir Next" w:hAnsi="Avenir Next" w:cs="Avenir Next" w:eastAsia="Avenir Next"/>
+                <w:color w:val="1A1A1A"/>
                 <w:sz w:val="20"/>
                 <w:szCs w:val="20"/>
               </w:rPr>
-              <w:t xml:space="preserve">1.</w:t>
-            </w:r>
-            <w:r>
-              <w:rPr>
-                <w:rFonts w:ascii="Avenir Next" w:hAnsi="Avenir Next" w:cs="Avenir Next" w:eastAsia="Avenir Next"/>
-                <w:color w:val="1A1A1A"/>
-                <w:sz w:val="20"/>
-                <w:szCs w:val="20"/>
-              </w:rPr>
               <w:tab/>
             </w:r>
             <w:r>
               <w:rPr>
                 <w:rFonts w:ascii="Avenir Next" w:hAnsi="Avenir Next" w:cs="Avenir Next" w:eastAsia="Avenir Next"/>
                 <w:color w:val="1A1A1A"/>
-                <w:sz w:val="20"/>
+                <w:sz w:val="22"/>
                 <w:szCs w:val="20"/>
               </w:rPr>
               <w:t xml:space="preserve">Find the distance between each pair of numbers.</w:t>
@@ -781,7 +785,7 @@
                       <w:rFonts w:ascii="Avenir Next" w:hAnsi="Avenir Next" w:cs="Avenir Next" w:eastAsia="Avenir Next"/>
                       <w:b/>
                       <w:color w:val="003A70"/>
-                      <w:sz w:val="20"/>
+                      <w:sz w:val="22"/>
                       <w:szCs w:val="20"/>
                     </w:rPr>
                     <w:t xml:space="preserve">a.</w:t>
@@ -799,7 +803,7 @@
                     <w:rPr>
                       <w:rFonts w:ascii="Avenir Next" w:hAnsi="Avenir Next" w:cs="Avenir Next" w:eastAsia="Avenir Next"/>
                       <w:color w:val="1A1A1A"/>
-                      <w:sz w:val="20"/>
+                      <w:sz w:val="22"/>
                       <w:szCs w:val="20"/>
                     </w:rPr>
                     <w:t xml:space="preserve">−15 and 7</w:t>
@@ -843,7 +847,7 @@
                       <w:rFonts w:ascii="Avenir Next" w:hAnsi="Avenir Next" w:cs="Avenir Next" w:eastAsia="Avenir Next"/>
                       <w:b/>
                       <w:color w:val="003A70"/>
-                      <w:sz w:val="20"/>
+                      <w:sz w:val="22"/>
                       <w:szCs w:val="20"/>
                     </w:rPr>
                     <w:t xml:space="preserve">b.</w:t>
@@ -861,7 +865,7 @@
                     <w:rPr>
                       <w:rFonts w:ascii="Avenir Next" w:hAnsi="Avenir Next" w:cs="Avenir Next" w:eastAsia="Avenir Next"/>
                       <w:color w:val="1A1A1A"/>
-                      <w:sz w:val="20"/>
+                      <w:sz w:val="22"/>
                       <w:szCs w:val="20"/>
                     </w:rPr>
                     <w:t xml:space="preserve">3 and 19</w:t>
@@ -911,7 +915,7 @@
                       <w:rFonts w:ascii="Avenir Next" w:hAnsi="Avenir Next" w:cs="Avenir Next" w:eastAsia="Avenir Next"/>
                       <w:b/>
                       <w:color w:val="003A70"/>
-                      <w:sz w:val="20"/>
+                      <w:sz w:val="22"/>
                       <w:szCs w:val="20"/>
                     </w:rPr>
                     <w:t xml:space="preserve">c.</w:t>
@@ -929,7 +933,7 @@
                     <w:rPr>
                       <w:rFonts w:ascii="Avenir Next" w:hAnsi="Avenir Next" w:cs="Avenir Next" w:eastAsia="Avenir Next"/>
                       <w:color w:val="1A1A1A"/>
-                      <w:sz w:val="20"/>
+                      <w:sz w:val="22"/>
                       <w:szCs w:val="20"/>
                     </w:rPr>
                     <w:t xml:space="preserve">−24 and −9</w:t>
@@ -973,7 +977,7 @@
                       <w:rFonts w:ascii="Avenir Next" w:hAnsi="Avenir Next" w:cs="Avenir Next" w:eastAsia="Avenir Next"/>
                       <w:b/>
                       <w:color w:val="003A70"/>
-                      <w:sz w:val="20"/>
+                      <w:sz w:val="22"/>
                       <w:szCs w:val="20"/>
                     </w:rPr>
                     <w:t xml:space="preserve">d.</w:t>
@@ -991,7 +995,7 @@
                     <w:rPr>
                       <w:rFonts w:ascii="Avenir Next" w:hAnsi="Avenir Next" w:cs="Avenir Next" w:eastAsia="Avenir Next"/>
                       <w:color w:val="1A1A1A"/>
-                      <w:sz w:val="20"/>
+                      <w:sz w:val="22"/>
                       <w:szCs w:val="20"/>
                     </w:rPr>
                     <w:t xml:space="preserve">−6 and 4</w:t>
@@ -1021,7 +1025,7 @@
           </w:tbl>
           <w:p>
             <w:pPr>
-              <w:spacing w:before="0" w:after="0" w:line="24" w:lineRule="auto"/>
+              <w:spacing w:before="0" w:after="0" w:line="50" w:lineRule="exact"/>
             </w:pPr>
           </w:p>
         </w:tc>
@@ -1029,12 +1033,12 @@
     </w:tbl>
     <w:p>
       <w:pPr>
-        <w:spacing w:before="0" w:after="0" w:line="20" w:lineRule="exact"/>
+        <w:spacing w:before="0" w:after="0" w:line="50" w:lineRule="exact"/>
       </w:pPr>
     </w:p>
     <w:p>
       <w:pPr>
-        <w:spacing w:before="0" w:after="0" w:line="20" w:lineRule="exact"/>
+        <w:spacing w:before="0" w:after="0" w:line="50" w:lineRule="exact"/>
       </w:pPr>
     </w:p>
     <w:tbl>
@@ -1084,18 +1088,18 @@
                 <w:rFonts w:ascii="Avenir Next" w:hAnsi="Avenir Next" w:cs="Avenir Next" w:eastAsia="Avenir Next"/>
                 <w:b/>
                 <w:color w:val="1A1A1A"/>
+                <w:sz w:val="22"/>
+                <w:szCs w:val="20"/>
+              </w:rPr>
+              <w:t xml:space="preserve">2.</w:t>
+            </w:r>
+            <w:r>
+              <w:rPr>
+                <w:rFonts w:ascii="Avenir Next" w:hAnsi="Avenir Next" w:cs="Avenir Next" w:eastAsia="Avenir Next"/>
+                <w:color w:val="1A1A1A"/>
                 <w:sz w:val="20"/>
                 <w:szCs w:val="20"/>
               </w:rPr>
-              <w:t xml:space="preserve">2.</w:t>
-            </w:r>
-            <w:r>
-              <w:rPr>
-                <w:rFonts w:ascii="Avenir Next" w:hAnsi="Avenir Next" w:cs="Avenir Next" w:eastAsia="Avenir Next"/>
-                <w:color w:val="1A1A1A"/>
-                <w:sz w:val="20"/>
-                <w:szCs w:val="20"/>
-              </w:rPr>
               <w:tab/>
             </w:r>
             <w:r>
@@ -1103,7 +1107,7 @@
                 <w:rFonts w:ascii="Avenir Next" w:hAnsi="Avenir Next" w:cs="Avenir Next" w:eastAsia="Avenir Next"/>
                 <w:b/>
                 <w:color w:val="1A1A1A"/>
-                <w:sz w:val="20"/>
+                <w:sz w:val="22"/>
                 <w:szCs w:val="20"/>
               </w:rPr>
               <w:t xml:space="preserve">Reservoir Gauge.  </w:t>
@@ -1112,7 +1116,7 @@
               <w:rPr>
                 <w:rFonts w:ascii="Avenir Next" w:hAnsi="Avenir Next" w:cs="Avenir Next" w:eastAsia="Avenir Next"/>
                 <w:color w:val="1A1A1A"/>
-                <w:sz w:val="20"/>
+                <w:sz w:val="22"/>
                 <w:szCs w:val="20"/>
               </w:rPr>
               <w:t xml:space="preserve">A reservoir gauge read −12.5 feet in August and 7.5 feet in November. Zero is the normal water mark.</w:t>
@@ -1129,7 +1133,7 @@
                 <w:rFonts w:ascii="Avenir Next" w:hAnsi="Avenir Next" w:cs="Avenir Next" w:eastAsia="Avenir Next"/>
                 <w:b/>
                 <w:color w:val="003A70"/>
-                <w:sz w:val="17"/>
+                <w:sz w:val="22"/>
                 <w:szCs w:val="17"/>
               </w:rPr>
               <w:t xml:space="preserve">Hint  </w:t>
@@ -1139,7 +1143,7 @@
                 <w:rFonts w:ascii="Avenir Next" w:hAnsi="Avenir Next" w:cs="Avenir Next" w:eastAsia="Avenir Next"/>
                 <w:i/>
                 <w:color w:val="5A5F66"/>
-                <w:sz w:val="17"/>
+                <w:sz w:val="22"/>
                 <w:szCs w:val="17"/>
               </w:rPr>
               <w:t xml:space="preserve">Zero is between the readings, so add.</w:t>
@@ -1155,7 +1159,7 @@
               <w:drawing>
                 <wp:inline distT="0" distB="0" distL="0" distR="0">
                   <wp:extent cx="5120640" cy="566928"/>
-                  <wp:docPr id="1" name="Figure 1"/>
+                  <wp:docPr id="1" name="Figure 1" descr="Number line from -15 to 15, ticks every 2.5."/>
                   <a:graphic xmlns:a="http://schemas.openxmlformats.org/drawingml/2006/main">
                     <a:graphicData uri="http://schemas.openxmlformats.org/drawingml/2006/picture">
                       <pic:pic xmlns:pic="http://schemas.openxmlformats.org/drawingml/2006/picture">
@@ -1199,10 +1203,28 @@
                 <w:rFonts w:ascii="Avenir Next" w:hAnsi="Avenir Next" w:cs="Avenir Next" w:eastAsia="Avenir Next"/>
                 <w:b/>
                 <w:color w:val="003A70"/>
+                <w:sz w:val="22"/>
+                <w:szCs w:val="20"/>
+              </w:rPr>
+              <w:t xml:space="preserve">a.</w:t>
+            </w:r>
+            <w:r>
+              <w:rPr>
+                <w:rFonts w:ascii="Avenir Next" w:hAnsi="Avenir Next" w:cs="Avenir Next" w:eastAsia="Avenir Next"/>
+                <w:color w:val="1A1A1A"/>
                 <w:sz w:val="20"/>
                 <w:szCs w:val="20"/>
               </w:rPr>
-              <w:t xml:space="preserve">a.</w:t>
+              <w:tab/>
+            </w:r>
+            <w:r>
+              <w:rPr>
+                <w:rFonts w:ascii="Avenir Next" w:hAnsi="Avenir Next" w:cs="Avenir Next" w:eastAsia="Avenir Next"/>
+                <w:color w:val="1A1A1A"/>
+                <w:sz w:val="22"/>
+                <w:szCs w:val="20"/>
+              </w:rPr>
+              <w:t xml:space="preserve">Plot both readings. Absolute values: August </w:t>
             </w:r>
             <w:r>
               <w:rPr>
@@ -1210,24 +1232,6 @@
                 <w:color w:val="1A1A1A"/>
                 <w:sz w:val="20"/>
                 <w:szCs w:val="20"/>
-              </w:rPr>
-              <w:tab/>
-            </w:r>
-            <w:r>
-              <w:rPr>
-                <w:rFonts w:ascii="Avenir Next" w:hAnsi="Avenir Next" w:cs="Avenir Next" w:eastAsia="Avenir Next"/>
-                <w:color w:val="1A1A1A"/>
-                <w:sz w:val="20"/>
-                <w:szCs w:val="20"/>
-              </w:rPr>
-              <w:t xml:space="preserve">Plot both readings. Absolute values: August </w:t>
-            </w:r>
-            <w:r>
-              <w:rPr>
-                <w:rFonts w:ascii="Avenir Next" w:hAnsi="Avenir Next" w:cs="Avenir Next" w:eastAsia="Avenir Next"/>
-                <w:color w:val="1A1A1A"/>
-                <w:sz w:val="20"/>
-                <w:szCs w:val="20"/>
                 <w:u w:val="single"/>
               </w:rPr>
               <w:t xml:space="preserve">      </w:t>
@@ -1236,7 +1240,7 @@
               <w:rPr>
                 <w:rFonts w:ascii="Avenir Next" w:hAnsi="Avenir Next" w:cs="Avenir Next" w:eastAsia="Avenir Next"/>
                 <w:color w:val="1A1A1A"/>
-                <w:sz w:val="20"/>
+                <w:sz w:val="22"/>
                 <w:szCs w:val="20"/>
               </w:rPr>
               <w:t xml:space="preserve"> November </w:t>
@@ -1266,10 +1270,28 @@
                 <w:rFonts w:ascii="Avenir Next" w:hAnsi="Avenir Next" w:cs="Avenir Next" w:eastAsia="Avenir Next"/>
                 <w:b/>
                 <w:color w:val="003A70"/>
+                <w:sz w:val="22"/>
+                <w:szCs w:val="20"/>
+              </w:rPr>
+              <w:t xml:space="preserve">b.</w:t>
+            </w:r>
+            <w:r>
+              <w:rPr>
+                <w:rFonts w:ascii="Avenir Next" w:hAnsi="Avenir Next" w:cs="Avenir Next" w:eastAsia="Avenir Next"/>
+                <w:color w:val="1A1A1A"/>
                 <w:sz w:val="20"/>
                 <w:szCs w:val="20"/>
               </w:rPr>
-              <w:t xml:space="preserve">b.</w:t>
+              <w:tab/>
+            </w:r>
+            <w:r>
+              <w:rPr>
+                <w:rFonts w:ascii="Avenir Next" w:hAnsi="Avenir Next" w:cs="Avenir Next" w:eastAsia="Avenir Next"/>
+                <w:color w:val="1A1A1A"/>
+                <w:sz w:val="22"/>
+                <w:szCs w:val="20"/>
+              </w:rPr>
+              <w:t xml:space="preserve">Find the total swing.</w:t>
             </w:r>
             <w:r>
               <w:rPr>
@@ -1278,7 +1300,7 @@
                 <w:sz w:val="20"/>
                 <w:szCs w:val="20"/>
               </w:rPr>
-              <w:tab/>
+              <w:t xml:space="preserve">  </w:t>
             </w:r>
             <w:r>
               <w:rPr>
@@ -1286,24 +1308,6 @@
                 <w:color w:val="1A1A1A"/>
                 <w:sz w:val="20"/>
                 <w:szCs w:val="20"/>
-              </w:rPr>
-              <w:t xml:space="preserve">Find the total swing.</w:t>
-            </w:r>
-            <w:r>
-              <w:rPr>
-                <w:rFonts w:ascii="Avenir Next" w:hAnsi="Avenir Next" w:cs="Avenir Next" w:eastAsia="Avenir Next"/>
-                <w:color w:val="1A1A1A"/>
-                <w:sz w:val="20"/>
-                <w:szCs w:val="20"/>
-              </w:rPr>
-              <w:t xml:space="preserve">  </w:t>
-            </w:r>
-            <w:r>
-              <w:rPr>
-                <w:rFonts w:ascii="Avenir Next" w:hAnsi="Avenir Next" w:cs="Avenir Next" w:eastAsia="Avenir Next"/>
-                <w:color w:val="1A1A1A"/>
-                <w:sz w:val="20"/>
-                <w:szCs w:val="20"/>
                 <w:u w:val="single"/>
               </w:rPr>
               <w:t xml:space="preserve">                </w:t>
@@ -1312,7 +1316,7 @@
               <w:rPr>
                 <w:rFonts w:ascii="Avenir Next" w:hAnsi="Avenir Next" w:cs="Avenir Next" w:eastAsia="Avenir Next"/>
                 <w:color w:val="1A1A1A"/>
-                <w:sz w:val="20"/>
+                <w:sz w:val="22"/>
                 <w:szCs w:val="20"/>
               </w:rPr>
               <w:t xml:space="preserve"> ft</w:t>
@@ -1323,12 +1327,12 @@
     </w:tbl>
     <w:p>
       <w:pPr>
-        <w:spacing w:before="0" w:after="0" w:line="20" w:lineRule="exact"/>
+        <w:spacing w:before="0" w:after="0" w:line="50" w:lineRule="exact"/>
       </w:pPr>
     </w:p>
     <w:p>
       <w:pPr>
-        <w:spacing w:before="0" w:after="0" w:line="20" w:lineRule="exact"/>
+        <w:spacing w:before="0" w:after="0" w:line="50" w:lineRule="exact"/>
       </w:pPr>
     </w:p>
     <w:tbl>
@@ -1379,18 +1383,18 @@
                 <w:rFonts w:ascii="Avenir Next" w:hAnsi="Avenir Next" w:cs="Avenir Next" w:eastAsia="Avenir Next"/>
                 <w:b/>
                 <w:color w:val="1A1A1A"/>
+                <w:sz w:val="22"/>
+                <w:szCs w:val="20"/>
+              </w:rPr>
+              <w:t xml:space="preserve">3.</w:t>
+            </w:r>
+            <w:r>
+              <w:rPr>
+                <w:rFonts w:ascii="Avenir Next" w:hAnsi="Avenir Next" w:cs="Avenir Next" w:eastAsia="Avenir Next"/>
+                <w:color w:val="1A1A1A"/>
                 <w:sz w:val="20"/>
                 <w:szCs w:val="20"/>
               </w:rPr>
-              <w:t xml:space="preserve">3.</w:t>
-            </w:r>
-            <w:r>
-              <w:rPr>
-                <w:rFonts w:ascii="Avenir Next" w:hAnsi="Avenir Next" w:cs="Avenir Next" w:eastAsia="Avenir Next"/>
-                <w:color w:val="1A1A1A"/>
-                <w:sz w:val="20"/>
-                <w:szCs w:val="20"/>
-              </w:rPr>
               <w:tab/>
             </w:r>
             <w:r>
@@ -1398,7 +1402,7 @@
                 <w:rFonts w:ascii="Avenir Next" w:hAnsi="Avenir Next" w:cs="Avenir Next" w:eastAsia="Avenir Next"/>
                 <w:b/>
                 <w:color w:val="1A1A1A"/>
-                <w:sz w:val="20"/>
+                <w:sz w:val="22"/>
                 <w:szCs w:val="20"/>
               </w:rPr>
               <w:t xml:space="preserve">Garage Elevator.  </w:t>
@@ -1407,7 +1411,7 @@
               <w:rPr>
                 <w:rFonts w:ascii="Avenir Next" w:hAnsi="Avenir Next" w:cs="Avenir Next" w:eastAsia="Avenir Next"/>
                 <w:color w:val="1A1A1A"/>
-                <w:sz w:val="20"/>
+                <w:sz w:val="22"/>
                 <w:szCs w:val="20"/>
               </w:rPr>
               <w:t xml:space="preserve">An elevator goes from floor −4 up to floor 11. How many floors does it travel?</w:t>
@@ -1424,7 +1428,7 @@
                 <w:rFonts w:ascii="Avenir Next" w:hAnsi="Avenir Next" w:cs="Avenir Next" w:eastAsia="Avenir Next"/>
                 <w:b/>
                 <w:color w:val="003A70"/>
-                <w:sz w:val="17"/>
+                <w:sz w:val="22"/>
                 <w:szCs w:val="17"/>
               </w:rPr>
               <w:t xml:space="preserve">Hint  </w:t>
@@ -1434,7 +1438,7 @@
                 <w:rFonts w:ascii="Avenir Next" w:hAnsi="Avenir Next" w:cs="Avenir Next" w:eastAsia="Avenir Next"/>
                 <w:i/>
                 <w:color w:val="5A5F66"/>
-                <w:sz w:val="17"/>
+                <w:sz w:val="22"/>
                 <w:szCs w:val="17"/>
               </w:rPr>
               <w:t xml:space="preserve">Count 4 floors up to 0, then 11 more.</w:t>
@@ -1442,7 +1446,7 @@
           </w:p>
           <w:p>
             <w:pPr>
-              <w:spacing w:before="0" w:after="0" w:line="60" w:lineRule="auto"/>
+              <w:spacing w:before="0" w:after="0" w:line="50" w:lineRule="exact"/>
             </w:pPr>
           </w:p>
           <w:tbl>
@@ -1511,25 +1515,25 @@
                 <w:rFonts w:ascii="Avenir Next" w:hAnsi="Avenir Next" w:cs="Avenir Next" w:eastAsia="Avenir Next"/>
                 <w:b/>
                 <w:color w:val="1A1A1A"/>
+                <w:sz w:val="22"/>
+                <w:szCs w:val="18"/>
+              </w:rPr>
+              <w:t xml:space="preserve">Answer</w:t>
+            </w:r>
+            <w:r>
+              <w:rPr>
+                <w:rFonts w:ascii="Avenir Next" w:hAnsi="Avenir Next" w:cs="Avenir Next" w:eastAsia="Avenir Next"/>
+                <w:color w:val="1A1A1A"/>
                 <w:sz w:val="18"/>
                 <w:szCs w:val="18"/>
               </w:rPr>
-              <w:t xml:space="preserve">Answer</w:t>
-            </w:r>
-            <w:r>
-              <w:rPr>
-                <w:rFonts w:ascii="Avenir Next" w:hAnsi="Avenir Next" w:cs="Avenir Next" w:eastAsia="Avenir Next"/>
-                <w:color w:val="1A1A1A"/>
-                <w:sz w:val="18"/>
-                <w:szCs w:val="18"/>
-              </w:rPr>
               <w:tab/>
             </w:r>
             <w:r>
               <w:rPr>
                 <w:rFonts w:ascii="Avenir Next" w:hAnsi="Avenir Next" w:cs="Avenir Next" w:eastAsia="Avenir Next"/>
                 <w:color w:val="1A1A1A"/>
-                <w:sz w:val="18"/>
+                <w:sz w:val="22"/>
                 <w:szCs w:val="18"/>
               </w:rPr>
               <w:t xml:space="preserve">  floors</w:t>
@@ -1555,18 +1559,18 @@
                 <w:rFonts w:ascii="Avenir Next" w:hAnsi="Avenir Next" w:cs="Avenir Next" w:eastAsia="Avenir Next"/>
                 <w:b/>
                 <w:color w:val="1A1A1A"/>
+                <w:sz w:val="22"/>
+                <w:szCs w:val="20"/>
+              </w:rPr>
+              <w:t xml:space="preserve">4.</w:t>
+            </w:r>
+            <w:r>
+              <w:rPr>
+                <w:rFonts w:ascii="Avenir Next" w:hAnsi="Avenir Next" w:cs="Avenir Next" w:eastAsia="Avenir Next"/>
+                <w:color w:val="1A1A1A"/>
                 <w:sz w:val="20"/>
                 <w:szCs w:val="20"/>
               </w:rPr>
-              <w:t xml:space="preserve">4.</w:t>
-            </w:r>
-            <w:r>
-              <w:rPr>
-                <w:rFonts w:ascii="Avenir Next" w:hAnsi="Avenir Next" w:cs="Avenir Next" w:eastAsia="Avenir Next"/>
-                <w:color w:val="1A1A1A"/>
-                <w:sz w:val="20"/>
-                <w:szCs w:val="20"/>
-              </w:rPr>
               <w:tab/>
             </w:r>
             <w:r>
@@ -1574,7 +1578,7 @@
                 <w:rFonts w:ascii="Avenir Next" w:hAnsi="Avenir Next" w:cs="Avenir Next" w:eastAsia="Avenir Next"/>
                 <w:b/>
                 <w:color w:val="1A1A1A"/>
-                <w:sz w:val="20"/>
+                <w:sz w:val="22"/>
                 <w:szCs w:val="20"/>
               </w:rPr>
               <w:t xml:space="preserve">Drone Climb.  </w:t>
@@ -1583,7 +1587,7 @@
               <w:rPr>
                 <w:rFonts w:ascii="Avenir Next" w:hAnsi="Avenir Next" w:cs="Avenir Next" w:eastAsia="Avenir Next"/>
                 <w:color w:val="1A1A1A"/>
-                <w:sz w:val="20"/>
+                <w:sz w:val="22"/>
                 <w:szCs w:val="20"/>
               </w:rPr>
               <w:t xml:space="preserve">A drone climbs from 6 m above the ground to 19 m above the ground. How far did it climb?</w:t>
@@ -1600,7 +1604,7 @@
                 <w:rFonts w:ascii="Avenir Next" w:hAnsi="Avenir Next" w:cs="Avenir Next" w:eastAsia="Avenir Next"/>
                 <w:b/>
                 <w:color w:val="003A70"/>
-                <w:sz w:val="17"/>
+                <w:sz w:val="22"/>
                 <w:szCs w:val="17"/>
               </w:rPr>
               <w:t xml:space="preserve">Hint  </w:t>
@@ -1610,7 +1614,7 @@
                 <w:rFonts w:ascii="Avenir Next" w:hAnsi="Avenir Next" w:cs="Avenir Next" w:eastAsia="Avenir Next"/>
                 <w:i/>
                 <w:color w:val="5A5F66"/>
-                <w:sz w:val="17"/>
+                <w:sz w:val="22"/>
                 <w:szCs w:val="17"/>
               </w:rPr>
               <w:t xml:space="preserve">Both heights are above 0, so subtract.</w:t>
@@ -1618,7 +1622,7 @@
           </w:p>
           <w:p>
             <w:pPr>
-              <w:spacing w:before="0" w:after="0" w:line="60" w:lineRule="auto"/>
+              <w:spacing w:before="0" w:after="0" w:line="50" w:lineRule="exact"/>
             </w:pPr>
           </w:p>
           <w:tbl>
@@ -1687,25 +1691,25 @@
                 <w:rFonts w:ascii="Avenir Next" w:hAnsi="Avenir Next" w:cs="Avenir Next" w:eastAsia="Avenir Next"/>
                 <w:b/>
                 <w:color w:val="1A1A1A"/>
+                <w:sz w:val="22"/>
+                <w:szCs w:val="18"/>
+              </w:rPr>
+              <w:t xml:space="preserve">Answer</w:t>
+            </w:r>
+            <w:r>
+              <w:rPr>
+                <w:rFonts w:ascii="Avenir Next" w:hAnsi="Avenir Next" w:cs="Avenir Next" w:eastAsia="Avenir Next"/>
+                <w:color w:val="1A1A1A"/>
                 <w:sz w:val="18"/>
                 <w:szCs w:val="18"/>
               </w:rPr>
-              <w:t xml:space="preserve">Answer</w:t>
-            </w:r>
-            <w:r>
-              <w:rPr>
-                <w:rFonts w:ascii="Avenir Next" w:hAnsi="Avenir Next" w:cs="Avenir Next" w:eastAsia="Avenir Next"/>
-                <w:color w:val="1A1A1A"/>
-                <w:sz w:val="18"/>
-                <w:szCs w:val="18"/>
-              </w:rPr>
               <w:tab/>
             </w:r>
             <w:r>
               <w:rPr>
                 <w:rFonts w:ascii="Avenir Next" w:hAnsi="Avenir Next" w:cs="Avenir Next" w:eastAsia="Avenir Next"/>
                 <w:color w:val="1A1A1A"/>
-                <w:sz w:val="18"/>
+                <w:sz w:val="22"/>
                 <w:szCs w:val="18"/>
               </w:rPr>
               <w:t xml:space="preserve">  m</w:t>
@@ -1716,12 +1720,12 @@
     </w:tbl>
     <w:p>
       <w:pPr>
-        <w:spacing w:before="0" w:after="0" w:line="20" w:lineRule="exact"/>
+        <w:spacing w:before="0" w:after="0" w:line="50" w:lineRule="exact"/>
       </w:pPr>
     </w:p>
     <w:p>
       <w:pPr>
-        <w:spacing w:before="0" w:after="0" w:line="20" w:lineRule="exact"/>
+        <w:spacing w:before="0" w:after="0" w:line="50" w:lineRule="exact"/>
       </w:pPr>
     </w:p>
     <w:tbl>
@@ -1771,18 +1775,18 @@
                 <w:rFonts w:ascii="Avenir Next" w:hAnsi="Avenir Next" w:cs="Avenir Next" w:eastAsia="Avenir Next"/>
                 <w:b/>
                 <w:color w:val="1A1A1A"/>
+                <w:sz w:val="22"/>
+                <w:szCs w:val="20"/>
+              </w:rPr>
+              <w:t xml:space="preserve">5.</w:t>
+            </w:r>
+            <w:r>
+              <w:rPr>
+                <w:rFonts w:ascii="Avenir Next" w:hAnsi="Avenir Next" w:cs="Avenir Next" w:eastAsia="Avenir Next"/>
+                <w:color w:val="1A1A1A"/>
                 <w:sz w:val="20"/>
                 <w:szCs w:val="20"/>
               </w:rPr>
-              <w:t xml:space="preserve">5.</w:t>
-            </w:r>
-            <w:r>
-              <w:rPr>
-                <w:rFonts w:ascii="Avenir Next" w:hAnsi="Avenir Next" w:cs="Avenir Next" w:eastAsia="Avenir Next"/>
-                <w:color w:val="1A1A1A"/>
-                <w:sz w:val="20"/>
-                <w:szCs w:val="20"/>
-              </w:rPr>
               <w:tab/>
             </w:r>
             <w:r>
@@ -1790,7 +1794,7 @@
                 <w:rFonts w:ascii="Avenir Next" w:hAnsi="Avenir Next" w:cs="Avenir Next" w:eastAsia="Avenir Next"/>
                 <w:b/>
                 <w:color w:val="1A1A1A"/>
-                <w:sz w:val="20"/>
+                <w:sz w:val="22"/>
                 <w:szCs w:val="20"/>
               </w:rPr>
               <w:t xml:space="preserve">Peak and Trench.  </w:t>
@@ -1799,7 +1803,7 @@
               <w:rPr>
                 <w:rFonts w:ascii="Avenir Next" w:hAnsi="Avenir Next" w:cs="Avenir Next" w:eastAsia="Avenir Next"/>
                 <w:color w:val="1A1A1A"/>
-                <w:sz w:val="20"/>
+                <w:sz w:val="22"/>
                 <w:szCs w:val="20"/>
               </w:rPr>
               <w:t xml:space="preserve">A peak rises 2.4 km above the sea surface. A trench floor lies 3.6 km below the sea surface. Find the vertical distance from the trench floor to the peak.</w:t>
@@ -1818,25 +1822,25 @@
                 <w:rFonts w:ascii="Avenir Next" w:hAnsi="Avenir Next" w:cs="Avenir Next" w:eastAsia="Avenir Next"/>
                 <w:b/>
                 <w:color w:val="1A1A1A"/>
+                <w:sz w:val="22"/>
+                <w:szCs w:val="18"/>
+              </w:rPr>
+              <w:t xml:space="preserve">Answer</w:t>
+            </w:r>
+            <w:r>
+              <w:rPr>
+                <w:rFonts w:ascii="Avenir Next" w:hAnsi="Avenir Next" w:cs="Avenir Next" w:eastAsia="Avenir Next"/>
+                <w:color w:val="1A1A1A"/>
                 <w:sz w:val="18"/>
                 <w:szCs w:val="18"/>
               </w:rPr>
-              <w:t xml:space="preserve">Answer</w:t>
-            </w:r>
-            <w:r>
-              <w:rPr>
-                <w:rFonts w:ascii="Avenir Next" w:hAnsi="Avenir Next" w:cs="Avenir Next" w:eastAsia="Avenir Next"/>
-                <w:color w:val="1A1A1A"/>
-                <w:sz w:val="18"/>
-                <w:szCs w:val="18"/>
-              </w:rPr>
               <w:tab/>
             </w:r>
             <w:r>
               <w:rPr>
                 <w:rFonts w:ascii="Avenir Next" w:hAnsi="Avenir Next" w:cs="Avenir Next" w:eastAsia="Avenir Next"/>
                 <w:color w:val="1A1A1A"/>
-                <w:sz w:val="18"/>
+                <w:sz w:val="22"/>
                 <w:szCs w:val="18"/>
               </w:rPr>
               <w:t xml:space="preserve">  km</w:t>
@@ -1847,12 +1851,12 @@
     </w:tbl>
     <w:p>
       <w:pPr>
-        <w:spacing w:before="0" w:after="0" w:line="20" w:lineRule="exact"/>
+        <w:spacing w:before="0" w:after="0" w:line="50" w:lineRule="exact"/>
       </w:pPr>
     </w:p>
     <w:p>
       <w:pPr>
-        <w:spacing w:before="0" w:after="0" w:line="20" w:lineRule="exact"/>
+        <w:spacing w:before="0" w:after="0" w:line="50" w:lineRule="exact"/>
       </w:pPr>
     </w:p>
     <w:tbl>
@@ -1902,18 +1906,18 @@
                 <w:rFonts w:ascii="Avenir Next" w:hAnsi="Avenir Next" w:cs="Avenir Next" w:eastAsia="Avenir Next"/>
                 <w:b/>
                 <w:color w:val="1A1A1A"/>
+                <w:sz w:val="22"/>
+                <w:szCs w:val="20"/>
+              </w:rPr>
+              <w:t xml:space="preserve">6.</w:t>
+            </w:r>
+            <w:r>
+              <w:rPr>
+                <w:rFonts w:ascii="Avenir Next" w:hAnsi="Avenir Next" w:cs="Avenir Next" w:eastAsia="Avenir Next"/>
+                <w:color w:val="1A1A1A"/>
                 <w:sz w:val="20"/>
                 <w:szCs w:val="20"/>
               </w:rPr>
-              <w:t xml:space="preserve">6.</w:t>
-            </w:r>
-            <w:r>
-              <w:rPr>
-                <w:rFonts w:ascii="Avenir Next" w:hAnsi="Avenir Next" w:cs="Avenir Next" w:eastAsia="Avenir Next"/>
-                <w:color w:val="1A1A1A"/>
-                <w:sz w:val="20"/>
-                <w:szCs w:val="20"/>
-              </w:rPr>
               <w:tab/>
             </w:r>
             <w:r>
@@ -1921,7 +1925,7 @@
                 <w:rFonts w:ascii="Avenir Next" w:hAnsi="Avenir Next" w:cs="Avenir Next" w:eastAsia="Avenir Next"/>
                 <w:b/>
                 <w:color w:val="1A1A1A"/>
-                <w:sz w:val="20"/>
+                <w:sz w:val="22"/>
                 <w:szCs w:val="20"/>
               </w:rPr>
               <w:t xml:space="preserve">Pump Move.  </w:t>
@@ -1930,7 +1934,7 @@
               <w:rPr>
                 <w:rFonts w:ascii="Avenir Next" w:hAnsi="Avenir Next" w:cs="Avenir Next" w:eastAsia="Avenir Next"/>
                 <w:color w:val="1A1A1A"/>
-                <w:sz w:val="20"/>
+                <w:sz w:val="22"/>
                 <w:szCs w:val="20"/>
               </w:rPr>
               <w:t xml:space="preserve">A well pump moved from −18 m to −41 m. Find the distance it moved. Why do you not add the absolute values?</w:t>
@@ -1947,7 +1951,7 @@
                 <w:rFonts w:ascii="Avenir Next" w:hAnsi="Avenir Next" w:cs="Avenir Next" w:eastAsia="Avenir Next"/>
                 <w:b/>
                 <w:color w:val="003A70"/>
-                <w:sz w:val="17"/>
+                <w:sz w:val="22"/>
                 <w:szCs w:val="17"/>
               </w:rPr>
               <w:t xml:space="preserve">Hint  </w:t>
@@ -1957,7 +1961,7 @@
                 <w:rFonts w:ascii="Avenir Next" w:hAnsi="Avenir Next" w:cs="Avenir Next" w:eastAsia="Avenir Next"/>
                 <w:i/>
                 <w:color w:val="5A5F66"/>
-                <w:sz w:val="17"/>
+                <w:sz w:val="22"/>
                 <w:szCs w:val="17"/>
               </w:rPr>
               <w:t xml:space="preserve">Both readings are below 0.</w:t>
@@ -1965,7 +1969,7 @@
           </w:p>
           <w:p>
             <w:pPr>
-              <w:spacing w:before="0" w:after="0" w:line="60" w:lineRule="auto"/>
+              <w:spacing w:before="0" w:after="0" w:line="50" w:lineRule="exact"/>
             </w:pPr>
           </w:p>
           <w:tbl>
@@ -2034,25 +2038,25 @@
                 <w:rFonts w:ascii="Avenir Next" w:hAnsi="Avenir Next" w:cs="Avenir Next" w:eastAsia="Avenir Next"/>
                 <w:b/>
                 <w:color w:val="1A1A1A"/>
+                <w:sz w:val="22"/>
+                <w:szCs w:val="18"/>
+              </w:rPr>
+              <w:t xml:space="preserve">Answer</w:t>
+            </w:r>
+            <w:r>
+              <w:rPr>
+                <w:rFonts w:ascii="Avenir Next" w:hAnsi="Avenir Next" w:cs="Avenir Next" w:eastAsia="Avenir Next"/>
+                <w:color w:val="1A1A1A"/>
                 <w:sz w:val="18"/>
                 <w:szCs w:val="18"/>
               </w:rPr>
-              <w:t xml:space="preserve">Answer</w:t>
-            </w:r>
-            <w:r>
-              <w:rPr>
-                <w:rFonts w:ascii="Avenir Next" w:hAnsi="Avenir Next" w:cs="Avenir Next" w:eastAsia="Avenir Next"/>
-                <w:color w:val="1A1A1A"/>
-                <w:sz w:val="18"/>
-                <w:szCs w:val="18"/>
-              </w:rPr>
               <w:tab/>
             </w:r>
             <w:r>
               <w:rPr>
                 <w:rFonts w:ascii="Avenir Next" w:hAnsi="Avenir Next" w:cs="Avenir Next" w:eastAsia="Avenir Next"/>
                 <w:color w:val="1A1A1A"/>
-                <w:sz w:val="18"/>
+                <w:sz w:val="22"/>
                 <w:szCs w:val="18"/>
               </w:rPr>
               <w:t xml:space="preserve">  m</w:t>
@@ -2063,12 +2067,12 @@
     </w:tbl>
     <w:p>
       <w:pPr>
-        <w:spacing w:before="0" w:after="0" w:line="20" w:lineRule="exact"/>
+        <w:spacing w:before="0" w:after="0" w:line="50" w:lineRule="exact"/>
       </w:pPr>
     </w:p>
     <w:p>
       <w:pPr>
-        <w:spacing w:before="0" w:after="0" w:line="20" w:lineRule="exact"/>
+        <w:spacing w:before="0" w:after="0" w:line="50" w:lineRule="exact"/>
       </w:pPr>
     </w:p>
     <w:tbl>
@@ -2118,18 +2122,18 @@
                 <w:rFonts w:ascii="Avenir Next" w:hAnsi="Avenir Next" w:cs="Avenir Next" w:eastAsia="Avenir Next"/>
                 <w:b/>
                 <w:color w:val="1A1A1A"/>
+                <w:sz w:val="22"/>
+                <w:szCs w:val="20"/>
+              </w:rPr>
+              <w:t xml:space="preserve">7.</w:t>
+            </w:r>
+            <w:r>
+              <w:rPr>
+                <w:rFonts w:ascii="Avenir Next" w:hAnsi="Avenir Next" w:cs="Avenir Next" w:eastAsia="Avenir Next"/>
+                <w:color w:val="1A1A1A"/>
                 <w:sz w:val="20"/>
                 <w:szCs w:val="20"/>
               </w:rPr>
-              <w:t xml:space="preserve">7.</w:t>
-            </w:r>
-            <w:r>
-              <w:rPr>
-                <w:rFonts w:ascii="Avenir Next" w:hAnsi="Avenir Next" w:cs="Avenir Next" w:eastAsia="Avenir Next"/>
-                <w:color w:val="1A1A1A"/>
-                <w:sz w:val="20"/>
-                <w:szCs w:val="20"/>
-              </w:rPr>
               <w:tab/>
             </w:r>
             <w:r>
@@ -2137,7 +2141,7 @@
                 <w:rFonts w:ascii="Avenir Next" w:hAnsi="Avenir Next" w:cs="Avenir Next" w:eastAsia="Avenir Next"/>
                 <w:b/>
                 <w:color w:val="1A1A1A"/>
-                <w:sz w:val="20"/>
+                <w:sz w:val="22"/>
                 <w:szCs w:val="20"/>
               </w:rPr>
               <w:t xml:space="preserve">Club Balance.  </w:t>
@@ -2146,7 +2150,7 @@
               <w:rPr>
                 <w:rFonts w:ascii="Avenir Next" w:hAnsi="Avenir Next" w:cs="Avenir Next" w:eastAsia="Avenir Next"/>
                 <w:color w:val="1A1A1A"/>
-                <w:sz w:val="20"/>
+                <w:sz w:val="22"/>
                 <w:szCs w:val="20"/>
               </w:rPr>
               <w:t xml:space="preserve">A club account moved from −67 dollars in May to 33 dollars in June. Find the total change.</w:t>
@@ -2154,7 +2158,7 @@
           </w:p>
           <w:p>
             <w:pPr>
-              <w:spacing w:before="0" w:after="0" w:line="60" w:lineRule="auto"/>
+              <w:spacing w:before="0" w:after="0" w:line="50" w:lineRule="exact"/>
             </w:pPr>
           </w:p>
           <w:tbl>
@@ -2223,25 +2227,25 @@
                 <w:rFonts w:ascii="Avenir Next" w:hAnsi="Avenir Next" w:cs="Avenir Next" w:eastAsia="Avenir Next"/>
                 <w:b/>
                 <w:color w:val="1A1A1A"/>
+                <w:sz w:val="22"/>
+                <w:szCs w:val="18"/>
+              </w:rPr>
+              <w:t xml:space="preserve">Answer</w:t>
+            </w:r>
+            <w:r>
+              <w:rPr>
+                <w:rFonts w:ascii="Avenir Next" w:hAnsi="Avenir Next" w:cs="Avenir Next" w:eastAsia="Avenir Next"/>
+                <w:color w:val="1A1A1A"/>
                 <w:sz w:val="18"/>
                 <w:szCs w:val="18"/>
               </w:rPr>
-              <w:t xml:space="preserve">Answer</w:t>
-            </w:r>
-            <w:r>
-              <w:rPr>
-                <w:rFonts w:ascii="Avenir Next" w:hAnsi="Avenir Next" w:cs="Avenir Next" w:eastAsia="Avenir Next"/>
-                <w:color w:val="1A1A1A"/>
-                <w:sz w:val="18"/>
-                <w:szCs w:val="18"/>
-              </w:rPr>
               <w:tab/>
             </w:r>
             <w:r>
               <w:rPr>
                 <w:rFonts w:ascii="Avenir Next" w:hAnsi="Avenir Next" w:cs="Avenir Next" w:eastAsia="Avenir Next"/>
                 <w:color w:val="1A1A1A"/>
-                <w:sz w:val="18"/>
+                <w:sz w:val="22"/>
                 <w:szCs w:val="18"/>
               </w:rPr>
               <w:t xml:space="preserve">  dollars</w:t>
@@ -2252,12 +2256,12 @@
     </w:tbl>
     <w:p>
       <w:pPr>
-        <w:spacing w:before="0" w:after="0" w:line="20" w:lineRule="exact"/>
+        <w:spacing w:before="0" w:after="0" w:line="50" w:lineRule="exact"/>
       </w:pPr>
     </w:p>
     <w:p>
       <w:pPr>
-        <w:spacing w:before="0" w:after="0" w:line="20" w:lineRule="exact"/>
+        <w:spacing w:before="0" w:after="0" w:line="50" w:lineRule="exact"/>
       </w:pPr>
     </w:p>
     <w:tbl>
@@ -2307,18 +2311,18 @@
                 <w:rFonts w:ascii="Avenir Next" w:hAnsi="Avenir Next" w:cs="Avenir Next" w:eastAsia="Avenir Next"/>
                 <w:b/>
                 <w:color w:val="1A1A1A"/>
+                <w:sz w:val="22"/>
+                <w:szCs w:val="20"/>
+              </w:rPr>
+              <w:t xml:space="preserve">8.</w:t>
+            </w:r>
+            <w:r>
+              <w:rPr>
+                <w:rFonts w:ascii="Avenir Next" w:hAnsi="Avenir Next" w:cs="Avenir Next" w:eastAsia="Avenir Next"/>
+                <w:color w:val="1A1A1A"/>
                 <w:sz w:val="20"/>
                 <w:szCs w:val="20"/>
               </w:rPr>
-              <w:t xml:space="preserve">8.</w:t>
-            </w:r>
-            <w:r>
-              <w:rPr>
-                <w:rFonts w:ascii="Avenir Next" w:hAnsi="Avenir Next" w:cs="Avenir Next" w:eastAsia="Avenir Next"/>
-                <w:color w:val="1A1A1A"/>
-                <w:sz w:val="20"/>
-                <w:szCs w:val="20"/>
-              </w:rPr>
               <w:tab/>
             </w:r>
             <w:r>
@@ -2326,7 +2330,7 @@
                 <w:rFonts w:ascii="Avenir Next" w:hAnsi="Avenir Next" w:cs="Avenir Next" w:eastAsia="Avenir Next"/>
                 <w:b/>
                 <w:color w:val="1A1A1A"/>
-                <w:sz w:val="20"/>
+                <w:sz w:val="22"/>
                 <w:szCs w:val="20"/>
               </w:rPr>
               <w:t xml:space="preserve">Mountain and Valley.  </w:t>
@@ -2335,7 +2339,7 @@
               <w:rPr>
                 <w:rFonts w:ascii="Avenir Next" w:hAnsi="Avenir Next" w:cs="Avenir Next" w:eastAsia="Avenir Next"/>
                 <w:color w:val="1A1A1A"/>
-                <w:sz w:val="20"/>
+                <w:sz w:val="22"/>
                 <w:szCs w:val="20"/>
               </w:rPr>
               <w:t xml:space="preserve">Trail 1 starts at −120 m in a valley and climbs to a peak at 340 m. Trail 2 runs from 90 m up to 340 m.</w:t>
@@ -2355,10 +2359,28 @@
                 <w:rFonts w:ascii="Avenir Next" w:hAnsi="Avenir Next" w:cs="Avenir Next" w:eastAsia="Avenir Next"/>
                 <w:b/>
                 <w:color w:val="003A70"/>
+                <w:sz w:val="22"/>
+                <w:szCs w:val="20"/>
+              </w:rPr>
+              <w:t xml:space="preserve">a.</w:t>
+            </w:r>
+            <w:r>
+              <w:rPr>
+                <w:rFonts w:ascii="Avenir Next" w:hAnsi="Avenir Next" w:cs="Avenir Next" w:eastAsia="Avenir Next"/>
+                <w:color w:val="1A1A1A"/>
                 <w:sz w:val="20"/>
                 <w:szCs w:val="20"/>
               </w:rPr>
-              <w:t xml:space="preserve">a.</w:t>
+              <w:tab/>
+            </w:r>
+            <w:r>
+              <w:rPr>
+                <w:rFonts w:ascii="Avenir Next" w:hAnsi="Avenir Next" w:cs="Avenir Next" w:eastAsia="Avenir Next"/>
+                <w:color w:val="1A1A1A"/>
+                <w:sz w:val="22"/>
+                <w:szCs w:val="20"/>
+              </w:rPr>
+              <w:t xml:space="preserve">Total climb of Trail 1:</w:t>
             </w:r>
             <w:r>
               <w:rPr>
@@ -2367,7 +2389,7 @@
                 <w:sz w:val="20"/>
                 <w:szCs w:val="20"/>
               </w:rPr>
-              <w:tab/>
+              <w:t xml:space="preserve">  </w:t>
             </w:r>
             <w:r>
               <w:rPr>
@@ -2375,24 +2397,6 @@
                 <w:color w:val="1A1A1A"/>
                 <w:sz w:val="20"/>
                 <w:szCs w:val="20"/>
-              </w:rPr>
-              <w:t xml:space="preserve">Total climb of Trail 1:</w:t>
-            </w:r>
-            <w:r>
-              <w:rPr>
-                <w:rFonts w:ascii="Avenir Next" w:hAnsi="Avenir Next" w:cs="Avenir Next" w:eastAsia="Avenir Next"/>
-                <w:color w:val="1A1A1A"/>
-                <w:sz w:val="20"/>
-                <w:szCs w:val="20"/>
-              </w:rPr>
-              <w:t xml:space="preserve">  </w:t>
-            </w:r>
-            <w:r>
-              <w:rPr>
-                <w:rFonts w:ascii="Avenir Next" w:hAnsi="Avenir Next" w:cs="Avenir Next" w:eastAsia="Avenir Next"/>
-                <w:color w:val="1A1A1A"/>
-                <w:sz w:val="20"/>
-                <w:szCs w:val="20"/>
                 <w:u w:val="single"/>
               </w:rPr>
               <w:t xml:space="preserve">                </w:t>
@@ -2401,7 +2405,7 @@
               <w:rPr>
                 <w:rFonts w:ascii="Avenir Next" w:hAnsi="Avenir Next" w:cs="Avenir Next" w:eastAsia="Avenir Next"/>
                 <w:color w:val="1A1A1A"/>
-                <w:sz w:val="20"/>
+                <w:sz w:val="22"/>
                 <w:szCs w:val="20"/>
               </w:rPr>
               <w:t xml:space="preserve"> m</w:t>
@@ -2421,10 +2425,28 @@
                 <w:rFonts w:ascii="Avenir Next" w:hAnsi="Avenir Next" w:cs="Avenir Next" w:eastAsia="Avenir Next"/>
                 <w:b/>
                 <w:color w:val="003A70"/>
+                <w:sz w:val="22"/>
+                <w:szCs w:val="20"/>
+              </w:rPr>
+              <w:t xml:space="preserve">b.</w:t>
+            </w:r>
+            <w:r>
+              <w:rPr>
+                <w:rFonts w:ascii="Avenir Next" w:hAnsi="Avenir Next" w:cs="Avenir Next" w:eastAsia="Avenir Next"/>
+                <w:color w:val="1A1A1A"/>
                 <w:sz w:val="20"/>
                 <w:szCs w:val="20"/>
               </w:rPr>
-              <w:t xml:space="preserve">b.</w:t>
+              <w:tab/>
+            </w:r>
+            <w:r>
+              <w:rPr>
+                <w:rFonts w:ascii="Avenir Next" w:hAnsi="Avenir Next" w:cs="Avenir Next" w:eastAsia="Avenir Next"/>
+                <w:color w:val="1A1A1A"/>
+                <w:sz w:val="22"/>
+                <w:szCs w:val="20"/>
+              </w:rPr>
+              <w:t xml:space="preserve">Total climb of Trail 2:</w:t>
             </w:r>
             <w:r>
               <w:rPr>
@@ -2433,7 +2455,7 @@
                 <w:sz w:val="20"/>
                 <w:szCs w:val="20"/>
               </w:rPr>
-              <w:tab/>
+              <w:t xml:space="preserve">  </w:t>
             </w:r>
             <w:r>
               <w:rPr>
@@ -2441,24 +2463,6 @@
                 <w:color w:val="1A1A1A"/>
                 <w:sz w:val="20"/>
                 <w:szCs w:val="20"/>
-              </w:rPr>
-              <w:t xml:space="preserve">Total climb of Trail 2:</w:t>
-            </w:r>
-            <w:r>
-              <w:rPr>
-                <w:rFonts w:ascii="Avenir Next" w:hAnsi="Avenir Next" w:cs="Avenir Next" w:eastAsia="Avenir Next"/>
-                <w:color w:val="1A1A1A"/>
-                <w:sz w:val="20"/>
-                <w:szCs w:val="20"/>
-              </w:rPr>
-              <w:t xml:space="preserve">  </w:t>
-            </w:r>
-            <w:r>
-              <w:rPr>
-                <w:rFonts w:ascii="Avenir Next" w:hAnsi="Avenir Next" w:cs="Avenir Next" w:eastAsia="Avenir Next"/>
-                <w:color w:val="1A1A1A"/>
-                <w:sz w:val="20"/>
-                <w:szCs w:val="20"/>
                 <w:u w:val="single"/>
               </w:rPr>
               <w:t xml:space="preserve">                </w:t>
@@ -2467,7 +2471,7 @@
               <w:rPr>
                 <w:rFonts w:ascii="Avenir Next" w:hAnsi="Avenir Next" w:cs="Avenir Next" w:eastAsia="Avenir Next"/>
                 <w:color w:val="1A1A1A"/>
-                <w:sz w:val="20"/>
+                <w:sz w:val="22"/>
                 <w:szCs w:val="20"/>
               </w:rPr>
               <w:t xml:space="preserve"> m</w:t>
@@ -2487,25 +2491,25 @@
                 <w:rFonts w:ascii="Avenir Next" w:hAnsi="Avenir Next" w:cs="Avenir Next" w:eastAsia="Avenir Next"/>
                 <w:b/>
                 <w:color w:val="003A70"/>
+                <w:sz w:val="22"/>
+                <w:szCs w:val="20"/>
+              </w:rPr>
+              <w:t xml:space="preserve">c.</w:t>
+            </w:r>
+            <w:r>
+              <w:rPr>
+                <w:rFonts w:ascii="Avenir Next" w:hAnsi="Avenir Next" w:cs="Avenir Next" w:eastAsia="Avenir Next"/>
+                <w:color w:val="1A1A1A"/>
                 <w:sz w:val="20"/>
                 <w:szCs w:val="20"/>
               </w:rPr>
-              <w:t xml:space="preserve">c.</w:t>
-            </w:r>
-            <w:r>
-              <w:rPr>
-                <w:rFonts w:ascii="Avenir Next" w:hAnsi="Avenir Next" w:cs="Avenir Next" w:eastAsia="Avenir Next"/>
-                <w:color w:val="1A1A1A"/>
-                <w:sz w:val="20"/>
-                <w:szCs w:val="20"/>
-              </w:rPr>
               <w:tab/>
             </w:r>
             <w:r>
               <w:rPr>
                 <w:rFonts w:ascii="Avenir Next" w:hAnsi="Avenir Next" w:cs="Avenir Next" w:eastAsia="Avenir Next"/>
                 <w:color w:val="1A1A1A"/>
-                <w:sz w:val="20"/>
+                <w:sz w:val="22"/>
                 <w:szCs w:val="20"/>
               </w:rPr>
               <w:t xml:space="preserve">Why is Trail 1 longer if both end at 340 m?</w:t>
@@ -2535,11 +2539,12 @@
     </w:tbl>
     <w:p>
       <w:pPr>
-        <w:spacing w:before="0" w:after="0" w:line="20" w:lineRule="exact"/>
+        <w:spacing w:before="0" w:after="0" w:line="50" w:lineRule="exact"/>
       </w:pPr>
     </w:p>
     <w:p>
       <w:pPr>
+        <w:pStyle w:val="Heading2"/>
         <w:keepNext/>
         <w:pBdr>
           <w:bottom w:val="single" w:sz="8" w:space="3" w:color="003A70"/>
@@ -2555,7 +2560,7 @@
           <w:b/>
           <w:color w:val="003A70"/>
           <w:spacing w:val="14"/>
-          <w:sz w:val="19"/>
+          <w:sz w:val="22"/>
           <w:szCs w:val="19"/>
         </w:rPr>
         <w:t xml:space="preserve">FIND THE ERROR</w:t>
@@ -2574,7 +2579,7 @@
           <w:rFonts w:ascii="Avenir Next" w:hAnsi="Avenir Next" w:cs="Avenir Next" w:eastAsia="Avenir Next"/>
           <w:i/>
           <w:color w:val="5A5F66"/>
-          <w:sz w:val="17"/>
+          <w:sz w:val="22"/>
           <w:szCs w:val="17"/>
         </w:rPr>
         <w:t xml:space="preserve">explain the mistake, then fix it</w:t>
@@ -2582,7 +2587,7 @@
     </w:p>
     <w:p>
       <w:pPr>
-        <w:spacing w:before="0" w:after="0" w:line="20" w:lineRule="exact"/>
+        <w:spacing w:before="0" w:after="0" w:line="50" w:lineRule="exact"/>
       </w:pPr>
     </w:p>
     <w:tbl>
@@ -2632,18 +2637,18 @@
                 <w:rFonts w:ascii="Avenir Next" w:hAnsi="Avenir Next" w:cs="Avenir Next" w:eastAsia="Avenir Next"/>
                 <w:b/>
                 <w:color w:val="1A1A1A"/>
+                <w:sz w:val="22"/>
+                <w:szCs w:val="20"/>
+              </w:rPr>
+              <w:t xml:space="preserve">9.</w:t>
+            </w:r>
+            <w:r>
+              <w:rPr>
+                <w:rFonts w:ascii="Avenir Next" w:hAnsi="Avenir Next" w:cs="Avenir Next" w:eastAsia="Avenir Next"/>
+                <w:color w:val="1A1A1A"/>
                 <w:sz w:val="20"/>
                 <w:szCs w:val="20"/>
               </w:rPr>
-              <w:t xml:space="preserve">9.</w:t>
-            </w:r>
-            <w:r>
-              <w:rPr>
-                <w:rFonts w:ascii="Avenir Next" w:hAnsi="Avenir Next" w:cs="Avenir Next" w:eastAsia="Avenir Next"/>
-                <w:color w:val="1A1A1A"/>
-                <w:sz w:val="20"/>
-                <w:szCs w:val="20"/>
-              </w:rPr>
               <w:tab/>
             </w:r>
             <w:r>
@@ -2651,7 +2656,7 @@
                 <w:rFonts w:ascii="Avenir Next" w:hAnsi="Avenir Next" w:cs="Avenir Next" w:eastAsia="Avenir Next"/>
                 <w:b/>
                 <w:color w:val="1A1A1A"/>
-                <w:sz w:val="20"/>
+                <w:sz w:val="22"/>
                 <w:szCs w:val="20"/>
               </w:rPr>
               <w:t xml:space="preserve">Hugo’s Work.  </w:t>
@@ -2660,7 +2665,7 @@
               <w:rPr>
                 <w:rFonts w:ascii="Avenir Next" w:hAnsi="Avenir Next" w:cs="Avenir Next" w:eastAsia="Avenir Next"/>
                 <w:color w:val="1A1A1A"/>
-                <w:sz w:val="20"/>
+                <w:sz w:val="22"/>
                 <w:szCs w:val="20"/>
               </w:rPr>
               <w:t xml:space="preserve">To find the swing from −9 degrees to 24 degrees, Hugo subtracted 9 from 24 and wrote 15 degrees. Explain his mistake. Then find the correct swing.</w:t>
@@ -2706,7 +2711,7 @@
                 </w:tcPr>
                 <w:p>
                   <w:pPr>
-                    <w:spacing w:before="0" w:after="0" w:line="240" w:lineRule="auto"/>
+                    <w:spacing w:before="0" w:after="0" w:line="50" w:lineRule="exact"/>
                   </w:pPr>
                 </w:p>
               </w:tc>
@@ -2726,7 +2731,7 @@
                 </w:tcPr>
                 <w:p>
                   <w:pPr>
-                    <w:spacing w:before="0" w:after="0" w:line="240" w:lineRule="auto"/>
+                    <w:spacing w:before="0" w:after="0" w:line="50" w:lineRule="exact"/>
                   </w:pPr>
                 </w:p>
               </w:tc>
@@ -2734,7 +2739,7 @@
           </w:tbl>
           <w:p>
             <w:pPr>
-              <w:spacing w:before="0" w:after="0" w:line="24" w:lineRule="auto"/>
+              <w:spacing w:before="0" w:after="0" w:line="50" w:lineRule="exact"/>
             </w:pPr>
           </w:p>
         </w:tc>
@@ -2742,11 +2747,12 @@
     </w:tbl>
     <w:p>
       <w:pPr>
-        <w:spacing w:before="0" w:after="0" w:line="20" w:lineRule="exact"/>
+        <w:spacing w:before="0" w:after="0" w:line="50" w:lineRule="exact"/>
       </w:pPr>
     </w:p>
     <w:p>
       <w:pPr>
+        <w:pStyle w:val="Heading2"/>
         <w:keepNext/>
         <w:pBdr>
           <w:bottom w:val="single" w:sz="8" w:space="3" w:color="003A70"/>
@@ -2762,7 +2768,7 @@
           <w:b/>
           <w:color w:val="003A70"/>
           <w:spacing w:val="14"/>
-          <w:sz w:val="19"/>
+          <w:sz w:val="22"/>
           <w:szCs w:val="19"/>
         </w:rPr>
         <w:t xml:space="preserve">TEST PRACTICE</w:t>
@@ -2781,7 +2787,7 @@
           <w:rFonts w:ascii="Avenir Next" w:hAnsi="Avenir Next" w:cs="Avenir Next" w:eastAsia="Avenir Next"/>
           <w:i/>
           <w:color w:val="5A5F66"/>
-          <w:sz w:val="17"/>
+          <w:sz w:val="22"/>
           <w:szCs w:val="17"/>
         </w:rPr>
         <w:t xml:space="preserve">choose the best answer</w:t>
@@ -2789,7 +2795,7 @@
     </w:p>
     <w:p>
       <w:pPr>
-        <w:spacing w:before="0" w:after="0" w:line="20" w:lineRule="exact"/>
+        <w:spacing w:before="0" w:after="0" w:line="50" w:lineRule="exact"/>
       </w:pPr>
     </w:p>
     <w:tbl>
@@ -2839,25 +2845,25 @@
                 <w:rFonts w:ascii="Avenir Next" w:hAnsi="Avenir Next" w:cs="Avenir Next" w:eastAsia="Avenir Next"/>
                 <w:b/>
                 <w:color w:val="1A1A1A"/>
+                <w:sz w:val="22"/>
+                <w:szCs w:val="20"/>
+              </w:rPr>
+              <w:t xml:space="preserve">10.</w:t>
+            </w:r>
+            <w:r>
+              <w:rPr>
+                <w:rFonts w:ascii="Avenir Next" w:hAnsi="Avenir Next" w:cs="Avenir Next" w:eastAsia="Avenir Next"/>
+                <w:color w:val="1A1A1A"/>
                 <w:sz w:val="20"/>
                 <w:szCs w:val="20"/>
               </w:rPr>
-              <w:t xml:space="preserve">10.</w:t>
-            </w:r>
-            <w:r>
-              <w:rPr>
-                <w:rFonts w:ascii="Avenir Next" w:hAnsi="Avenir Next" w:cs="Avenir Next" w:eastAsia="Avenir Next"/>
-                <w:color w:val="1A1A1A"/>
-                <w:sz w:val="20"/>
-                <w:szCs w:val="20"/>
-              </w:rPr>
               <w:tab/>
             </w:r>
             <w:r>
               <w:rPr>
                 <w:rFonts w:ascii="Avenir Next" w:hAnsi="Avenir Next" w:cs="Avenir Next" w:eastAsia="Avenir Next"/>
                 <w:color w:val="1A1A1A"/>
-                <w:sz w:val="20"/>
+                <w:sz w:val="22"/>
                 <w:szCs w:val="20"/>
               </w:rPr>
               <w:t xml:space="preserve">The distance from −20 to −5 is —</w:t>
@@ -2913,7 +2919,7 @@
                       <w:rFonts w:ascii="Avenir Next" w:hAnsi="Avenir Next" w:cs="Avenir Next" w:eastAsia="Avenir Next"/>
                       <w:b/>
                       <w:color w:val="003A70"/>
-                      <w:sz w:val="19"/>
+                      <w:sz w:val="22"/>
                       <w:szCs w:val="19"/>
                     </w:rPr>
                     <w:t xml:space="preserve">A</w:t>
@@ -2931,7 +2937,7 @@
                     <w:rPr>
                       <w:rFonts w:ascii="Avenir Next" w:hAnsi="Avenir Next" w:cs="Avenir Next" w:eastAsia="Avenir Next"/>
                       <w:color w:val="1A1A1A"/>
-                      <w:sz w:val="19"/>
+                      <w:sz w:val="22"/>
                       <w:szCs w:val="19"/>
                     </w:rPr>
                     <w:t xml:space="preserve">25</w:t>
@@ -2956,7 +2962,7 @@
                       <w:rFonts w:ascii="Avenir Next" w:hAnsi="Avenir Next" w:cs="Avenir Next" w:eastAsia="Avenir Next"/>
                       <w:b/>
                       <w:color w:val="003A70"/>
-                      <w:sz w:val="19"/>
+                      <w:sz w:val="22"/>
                       <w:szCs w:val="19"/>
                     </w:rPr>
                     <w:t xml:space="preserve">B</w:t>
@@ -2974,7 +2980,7 @@
                     <w:rPr>
                       <w:rFonts w:ascii="Avenir Next" w:hAnsi="Avenir Next" w:cs="Avenir Next" w:eastAsia="Avenir Next"/>
                       <w:color w:val="1A1A1A"/>
-                      <w:sz w:val="19"/>
+                      <w:sz w:val="22"/>
                       <w:szCs w:val="19"/>
                     </w:rPr>
                     <w:t xml:space="preserve">15</w:t>
@@ -2999,7 +3005,7 @@
                       <w:rFonts w:ascii="Avenir Next" w:hAnsi="Avenir Next" w:cs="Avenir Next" w:eastAsia="Avenir Next"/>
                       <w:b/>
                       <w:color w:val="003A70"/>
-                      <w:sz w:val="19"/>
+                      <w:sz w:val="22"/>
                       <w:szCs w:val="19"/>
                     </w:rPr>
                     <w:t xml:space="preserve">C</w:t>
@@ -3017,7 +3023,7 @@
                     <w:rPr>
                       <w:rFonts w:ascii="Avenir Next" w:hAnsi="Avenir Next" w:cs="Avenir Next" w:eastAsia="Avenir Next"/>
                       <w:color w:val="1A1A1A"/>
-                      <w:sz w:val="19"/>
+                      <w:sz w:val="22"/>
                       <w:szCs w:val="19"/>
                     </w:rPr>
                     <w:t xml:space="preserve">−15</w:t>
@@ -3042,7 +3048,7 @@
                       <w:rFonts w:ascii="Avenir Next" w:hAnsi="Avenir Next" w:cs="Avenir Next" w:eastAsia="Avenir Next"/>
                       <w:b/>
                       <w:color w:val="003A70"/>
-                      <w:sz w:val="19"/>
+                      <w:sz w:val="22"/>
                       <w:szCs w:val="19"/>
                     </w:rPr>
                     <w:t xml:space="preserve">D</w:t>
@@ -3060,7 +3066,7 @@
                     <w:rPr>
                       <w:rFonts w:ascii="Avenir Next" w:hAnsi="Avenir Next" w:cs="Avenir Next" w:eastAsia="Avenir Next"/>
                       <w:color w:val="1A1A1A"/>
-                      <w:sz w:val="19"/>
+                      <w:sz w:val="22"/>
                       <w:szCs w:val="19"/>
                     </w:rPr>
                     <w:t xml:space="preserve">5</w:t>
@@ -3071,7 +3077,7 @@
           </w:tbl>
           <w:p>
             <w:pPr>
-              <w:spacing w:before="0" w:after="0" w:line="24" w:lineRule="auto"/>
+              <w:spacing w:before="0" w:after="0" w:line="50" w:lineRule="exact"/>
             </w:pPr>
           </w:p>
         </w:tc>
@@ -3079,12 +3085,12 @@
     </w:tbl>
     <w:p>
       <w:pPr>
-        <w:spacing w:before="0" w:after="0" w:line="20" w:lineRule="exact"/>
+        <w:spacing w:before="0" w:after="0" w:line="50" w:lineRule="exact"/>
       </w:pPr>
     </w:p>
     <w:p>
       <w:pPr>
-        <w:spacing w:before="0" w:after="0" w:line="20" w:lineRule="exact"/>
+        <w:spacing w:before="0" w:after="0" w:line="50" w:lineRule="exact"/>
       </w:pPr>
     </w:p>
     <w:tbl>
@@ -3134,25 +3140,25 @@
                 <w:rFonts w:ascii="Avenir Next" w:hAnsi="Avenir Next" w:cs="Avenir Next" w:eastAsia="Avenir Next"/>
                 <w:b/>
                 <w:color w:val="1A1A1A"/>
+                <w:sz w:val="22"/>
+                <w:szCs w:val="20"/>
+              </w:rPr>
+              <w:t xml:space="preserve">11.</w:t>
+            </w:r>
+            <w:r>
+              <w:rPr>
+                <w:rFonts w:ascii="Avenir Next" w:hAnsi="Avenir Next" w:cs="Avenir Next" w:eastAsia="Avenir Next"/>
+                <w:color w:val="1A1A1A"/>
                 <w:sz w:val="20"/>
                 <w:szCs w:val="20"/>
               </w:rPr>
-              <w:t xml:space="preserve">11.</w:t>
-            </w:r>
-            <w:r>
-              <w:rPr>
-                <w:rFonts w:ascii="Avenir Next" w:hAnsi="Avenir Next" w:cs="Avenir Next" w:eastAsia="Avenir Next"/>
-                <w:color w:val="1A1A1A"/>
-                <w:sz w:val="20"/>
-                <w:szCs w:val="20"/>
-              </w:rPr>
               <w:tab/>
             </w:r>
             <w:r>
               <w:rPr>
                 <w:rFonts w:ascii="Avenir Next" w:hAnsi="Avenir Next" w:cs="Avenir Next" w:eastAsia="Avenir Next"/>
                 <w:color w:val="1A1A1A"/>
-                <w:sz w:val="20"/>
+                <w:sz w:val="22"/>
                 <w:szCs w:val="20"/>
               </w:rPr>
               <w:t xml:space="preserve">When two readings are on opposite sides of 0, you —</w:t>
@@ -3206,7 +3212,7 @@
                       <w:rFonts w:ascii="Avenir Next" w:hAnsi="Avenir Next" w:cs="Avenir Next" w:eastAsia="Avenir Next"/>
                       <w:b/>
                       <w:color w:val="003A70"/>
-                      <w:sz w:val="19"/>
+                      <w:sz w:val="22"/>
                       <w:szCs w:val="19"/>
                     </w:rPr>
                     <w:t xml:space="preserve">A</w:t>
@@ -3224,7 +3230,7 @@
                     <w:rPr>
                       <w:rFonts w:ascii="Avenir Next" w:hAnsi="Avenir Next" w:cs="Avenir Next" w:eastAsia="Avenir Next"/>
                       <w:color w:val="1A1A1A"/>
-                      <w:sz w:val="19"/>
+                      <w:sz w:val="22"/>
                       <w:szCs w:val="19"/>
                     </w:rPr>
                     <w:t xml:space="preserve">subtract their absolute values</w:t>
@@ -3249,7 +3255,7 @@
                       <w:rFonts w:ascii="Avenir Next" w:hAnsi="Avenir Next" w:cs="Avenir Next" w:eastAsia="Avenir Next"/>
                       <w:b/>
                       <w:color w:val="003A70"/>
-                      <w:sz w:val="19"/>
+                      <w:sz w:val="22"/>
                       <w:szCs w:val="19"/>
                     </w:rPr>
                     <w:t xml:space="preserve">B</w:t>
@@ -3267,7 +3273,7 @@
                     <w:rPr>
                       <w:rFonts w:ascii="Avenir Next" w:hAnsi="Avenir Next" w:cs="Avenir Next" w:eastAsia="Avenir Next"/>
                       <w:color w:val="1A1A1A"/>
-                      <w:sz w:val="19"/>
+                      <w:sz w:val="22"/>
                       <w:szCs w:val="19"/>
                     </w:rPr>
                     <w:t xml:space="preserve">add their absolute values</w:t>
@@ -3297,7 +3303,7 @@
                       <w:rFonts w:ascii="Avenir Next" w:hAnsi="Avenir Next" w:cs="Avenir Next" w:eastAsia="Avenir Next"/>
                       <w:b/>
                       <w:color w:val="003A70"/>
-                      <w:sz w:val="19"/>
+                      <w:sz w:val="22"/>
                       <w:szCs w:val="19"/>
                     </w:rPr>
                     <w:t xml:space="preserve">C</w:t>
@@ -3315,7 +3321,7 @@
                     <w:rPr>
                       <w:rFonts w:ascii="Avenir Next" w:hAnsi="Avenir Next" w:cs="Avenir Next" w:eastAsia="Avenir Next"/>
                       <w:color w:val="1A1A1A"/>
-                      <w:sz w:val="19"/>
+                      <w:sz w:val="22"/>
                       <w:szCs w:val="19"/>
                     </w:rPr>
                     <w:t xml:space="preserve">multiply them</w:t>
@@ -3340,7 +3346,7 @@
                       <w:rFonts w:ascii="Avenir Next" w:hAnsi="Avenir Next" w:cs="Avenir Next" w:eastAsia="Avenir Next"/>
                       <w:b/>
                       <w:color w:val="003A70"/>
-                      <w:sz w:val="19"/>
+                      <w:sz w:val="22"/>
                       <w:szCs w:val="19"/>
                     </w:rPr>
                     <w:t xml:space="preserve">D</w:t>
@@ -3358,7 +3364,7 @@
                     <w:rPr>
                       <w:rFonts w:ascii="Avenir Next" w:hAnsi="Avenir Next" w:cs="Avenir Next" w:eastAsia="Avenir Next"/>
                       <w:color w:val="1A1A1A"/>
-                      <w:sz w:val="19"/>
+                      <w:sz w:val="22"/>
                       <w:szCs w:val="19"/>
                     </w:rPr>
                     <w:t xml:space="preserve">use only the larger one</w:t>
@@ -3369,7 +3375,7 @@
           </w:tbl>
           <w:p>
             <w:pPr>
-              <w:spacing w:before="0" w:after="0" w:line="24" w:lineRule="auto"/>
+              <w:spacing w:before="0" w:after="0" w:line="50" w:lineRule="exact"/>
             </w:pPr>
           </w:p>
         </w:tc>
@@ -3377,11 +3383,12 @@
     </w:tbl>
     <w:p>
       <w:pPr>
-        <w:spacing w:before="0" w:after="0" w:line="20" w:lineRule="exact"/>
+        <w:spacing w:before="0" w:after="0" w:line="50" w:lineRule="exact"/>
       </w:pPr>
     </w:p>
     <w:p>
       <w:pPr>
+        <w:pStyle w:val="Heading2"/>
         <w:keepNext/>
         <w:pBdr>
           <w:bottom w:val="single" w:sz="8" w:space="3" w:color="003A70"/>
@@ -3397,7 +3404,7 @@
           <w:b/>
           <w:color w:val="003A70"/>
           <w:spacing w:val="14"/>
-          <w:sz w:val="19"/>
+          <w:sz w:val="22"/>
           <w:szCs w:val="19"/>
         </w:rPr>
         <w:t xml:space="preserve">SELF-CHECK CODE</w:t>
@@ -3416,7 +3423,7 @@
           <w:rFonts w:ascii="Avenir Next" w:hAnsi="Avenir Next" w:cs="Avenir Next" w:eastAsia="Avenir Next"/>
           <w:i/>
           <w:color w:val="5A5F66"/>
-          <w:sz w:val="17"/>
+          <w:sz w:val="22"/>
           <w:szCs w:val="17"/>
         </w:rPr>
         <w:t xml:space="preserve">find your answer · copy its letter into that problem’s box · spell a math word</w:t>
@@ -3475,7 +3482,7 @@
                 <w:rFonts w:ascii="Avenir Next" w:hAnsi="Avenir Next" w:cs="Avenir Next" w:eastAsia="Avenir Next"/>
                 <w:b/>
                 <w:color w:val="1A1A1A"/>
-                <w:sz w:val="18"/>
+                <w:sz w:val="22"/>
                 <w:szCs w:val="18"/>
               </w:rPr>
               <w:t xml:space="preserve">100</w:t>
@@ -3491,7 +3498,7 @@
                 <w:rFonts w:ascii="Avenir Next" w:hAnsi="Avenir Next" w:cs="Avenir Next" w:eastAsia="Avenir Next"/>
                 <w:b/>
                 <w:color w:val="003A70"/>
-                <w:sz w:val="18"/>
+                <w:sz w:val="22"/>
                 <w:szCs w:val="18"/>
               </w:rPr>
               <w:t xml:space="preserve">N</w:t>
@@ -3514,7 +3521,7 @@
                 <w:rFonts w:ascii="Avenir Next" w:hAnsi="Avenir Next" w:cs="Avenir Next" w:eastAsia="Avenir Next"/>
                 <w:b/>
                 <w:color w:val="1A1A1A"/>
-                <w:sz w:val="18"/>
+                <w:sz w:val="22"/>
                 <w:szCs w:val="18"/>
               </w:rPr>
               <w:t xml:space="preserve">59</w:t>
@@ -3530,7 +3537,7 @@
                 <w:rFonts w:ascii="Avenir Next" w:hAnsi="Avenir Next" w:cs="Avenir Next" w:eastAsia="Avenir Next"/>
                 <w:b/>
                 <w:color w:val="003A70"/>
-                <w:sz w:val="18"/>
+                <w:sz w:val="22"/>
                 <w:szCs w:val="18"/>
               </w:rPr>
               <w:t xml:space="preserve">Q</w:t>
@@ -3553,7 +3560,7 @@
                 <w:rFonts w:ascii="Avenir Next" w:hAnsi="Avenir Next" w:cs="Avenir Next" w:eastAsia="Avenir Next"/>
                 <w:b/>
                 <w:color w:val="1A1A1A"/>
-                <w:sz w:val="18"/>
+                <w:sz w:val="22"/>
                 <w:szCs w:val="18"/>
               </w:rPr>
               <w:t xml:space="preserve">20</w:t>
@@ -3569,7 +3576,7 @@
                 <w:rFonts w:ascii="Avenir Next" w:hAnsi="Avenir Next" w:cs="Avenir Next" w:eastAsia="Avenir Next"/>
                 <w:b/>
                 <w:color w:val="003A70"/>
-                <w:sz w:val="18"/>
+                <w:sz w:val="22"/>
                 <w:szCs w:val="18"/>
               </w:rPr>
               <w:t xml:space="preserve">D</w:t>
@@ -3592,7 +3599,7 @@
                 <w:rFonts w:ascii="Avenir Next" w:hAnsi="Avenir Next" w:cs="Avenir Next" w:eastAsia="Avenir Next"/>
                 <w:b/>
                 <w:color w:val="1A1A1A"/>
-                <w:sz w:val="18"/>
+                <w:sz w:val="22"/>
                 <w:szCs w:val="18"/>
               </w:rPr>
               <w:t xml:space="preserve">6</w:t>
@@ -3608,7 +3615,7 @@
                 <w:rFonts w:ascii="Avenir Next" w:hAnsi="Avenir Next" w:cs="Avenir Next" w:eastAsia="Avenir Next"/>
                 <w:b/>
                 <w:color w:val="003A70"/>
-                <w:sz w:val="18"/>
+                <w:sz w:val="22"/>
                 <w:szCs w:val="18"/>
               </w:rPr>
               <w:t xml:space="preserve">T</w:t>
@@ -3631,7 +3638,7 @@
                 <w:rFonts w:ascii="Avenir Next" w:hAnsi="Avenir Next" w:cs="Avenir Next" w:eastAsia="Avenir Next"/>
                 <w:b/>
                 <w:color w:val="1A1A1A"/>
-                <w:sz w:val="18"/>
+                <w:sz w:val="22"/>
                 <w:szCs w:val="18"/>
               </w:rPr>
               <w:t xml:space="preserve">250</w:t>
@@ -3647,7 +3654,7 @@
                 <w:rFonts w:ascii="Avenir Next" w:hAnsi="Avenir Next" w:cs="Avenir Next" w:eastAsia="Avenir Next"/>
                 <w:b/>
                 <w:color w:val="003A70"/>
-                <w:sz w:val="18"/>
+                <w:sz w:val="22"/>
                 <w:szCs w:val="18"/>
               </w:rPr>
               <w:t xml:space="preserve">E</w:t>
@@ -3670,7 +3677,7 @@
                 <w:rFonts w:ascii="Avenir Next" w:hAnsi="Avenir Next" w:cs="Avenir Next" w:eastAsia="Avenir Next"/>
                 <w:b/>
                 <w:color w:val="1A1A1A"/>
-                <w:sz w:val="18"/>
+                <w:sz w:val="22"/>
                 <w:szCs w:val="18"/>
               </w:rPr>
               <w:t xml:space="preserve">34</w:t>
@@ -3686,7 +3693,7 @@
                 <w:rFonts w:ascii="Avenir Next" w:hAnsi="Avenir Next" w:cs="Avenir Next" w:eastAsia="Avenir Next"/>
                 <w:b/>
                 <w:color w:val="003A70"/>
-                <w:sz w:val="18"/>
+                <w:sz w:val="22"/>
                 <w:szCs w:val="18"/>
               </w:rPr>
               <w:t xml:space="preserve">Z</w:t>
@@ -3709,7 +3716,7 @@
                 <w:rFonts w:ascii="Avenir Next" w:hAnsi="Avenir Next" w:cs="Avenir Next" w:eastAsia="Avenir Next"/>
                 <w:b/>
                 <w:color w:val="1A1A1A"/>
-                <w:sz w:val="18"/>
+                <w:sz w:val="22"/>
                 <w:szCs w:val="18"/>
               </w:rPr>
               <w:t xml:space="preserve">13</w:t>
@@ -3725,7 +3732,7 @@
                 <w:rFonts w:ascii="Avenir Next" w:hAnsi="Avenir Next" w:cs="Avenir Next" w:eastAsia="Avenir Next"/>
                 <w:b/>
                 <w:color w:val="003A70"/>
-                <w:sz w:val="18"/>
+                <w:sz w:val="22"/>
                 <w:szCs w:val="18"/>
               </w:rPr>
               <w:t xml:space="preserve">S</w:t>
@@ -3748,7 +3755,7 @@
                 <w:rFonts w:ascii="Avenir Next" w:hAnsi="Avenir Next" w:cs="Avenir Next" w:eastAsia="Avenir Next"/>
                 <w:b/>
                 <w:color w:val="1A1A1A"/>
-                <w:sz w:val="18"/>
+                <w:sz w:val="22"/>
                 <w:szCs w:val="18"/>
               </w:rPr>
               <w:t xml:space="preserve">15</w:t>
@@ -3764,7 +3771,7 @@
                 <w:rFonts w:ascii="Avenir Next" w:hAnsi="Avenir Next" w:cs="Avenir Next" w:eastAsia="Avenir Next"/>
                 <w:b/>
                 <w:color w:val="003A70"/>
-                <w:sz w:val="18"/>
+                <w:sz w:val="22"/>
                 <w:szCs w:val="18"/>
               </w:rPr>
               <w:t xml:space="preserve">I</w:t>
@@ -3787,7 +3794,7 @@
                 <w:rFonts w:ascii="Avenir Next" w:hAnsi="Avenir Next" w:cs="Avenir Next" w:eastAsia="Avenir Next"/>
                 <w:b/>
                 <w:color w:val="1A1A1A"/>
-                <w:sz w:val="18"/>
+                <w:sz w:val="22"/>
                 <w:szCs w:val="18"/>
               </w:rPr>
               <w:t xml:space="preserve">23</w:t>
@@ -3803,7 +3810,7 @@
                 <w:rFonts w:ascii="Avenir Next" w:hAnsi="Avenir Next" w:cs="Avenir Next" w:eastAsia="Avenir Next"/>
                 <w:b/>
                 <w:color w:val="003A70"/>
-                <w:sz w:val="18"/>
+                <w:sz w:val="22"/>
                 <w:szCs w:val="18"/>
               </w:rPr>
               <w:t xml:space="preserve">A</w:t>
@@ -3826,7 +3833,7 @@
                 <w:rFonts w:ascii="Avenir Next" w:hAnsi="Avenir Next" w:cs="Avenir Next" w:eastAsia="Avenir Next"/>
                 <w:b/>
                 <w:color w:val="1A1A1A"/>
-                <w:sz w:val="18"/>
+                <w:sz w:val="22"/>
                 <w:szCs w:val="18"/>
               </w:rPr>
               <w:t xml:space="preserve">460</w:t>
@@ -3842,7 +3849,7 @@
                 <w:rFonts w:ascii="Avenir Next" w:hAnsi="Avenir Next" w:cs="Avenir Next" w:eastAsia="Avenir Next"/>
                 <w:b/>
                 <w:color w:val="003A70"/>
-                <w:sz w:val="18"/>
+                <w:sz w:val="22"/>
                 <w:szCs w:val="18"/>
               </w:rPr>
               <w:t xml:space="preserve">C</w:t>
@@ -3853,7 +3860,7 @@
     </w:tbl>
     <w:p>
       <w:pPr>
-        <w:spacing w:before="0" w:after="0" w:line="60" w:lineRule="auto"/>
+        <w:spacing w:before="0" w:after="0" w:line="50" w:lineRule="exact"/>
       </w:pPr>
     </w:p>
     <w:tbl>
@@ -4064,7 +4071,7 @@
     </w:tbl>
     <w:p>
       <w:pPr>
-        <w:spacing w:before="0" w:after="0" w:line="40" w:lineRule="auto"/>
+        <w:spacing w:before="0" w:after="0" w:line="50" w:lineRule="exact"/>
       </w:pPr>
     </w:p>
     <w:tbl>
@@ -4106,6 +4113,7 @@
           </w:tcPr>
           <w:p>
             <w:pPr>
+              <w:pStyle w:val="Heading2"/>
               <w:spacing w:before="0" w:after="0" w:line="240" w:lineRule="auto"/>
             </w:pPr>
             <w:r>
@@ -4143,7 +4151,7 @@
               <w:rPr>
                 <w:rFonts w:ascii="Avenir Next" w:hAnsi="Avenir Next" w:cs="Avenir Next" w:eastAsia="Avenir Next"/>
                 <w:color w:val="1A1A1A"/>
-                <w:sz w:val="17"/>
+                <w:sz w:val="22"/>
                 <w:szCs w:val="17"/>
               </w:rPr>
               <w:t xml:space="preserve">  I can do this on my own</w:t>
@@ -4172,7 +4180,7 @@
               <w:rPr>
                 <w:rFonts w:ascii="Avenir Next" w:hAnsi="Avenir Next" w:cs="Avenir Next" w:eastAsia="Avenir Next"/>
                 <w:color w:val="1A1A1A"/>
-                <w:sz w:val="17"/>
+                <w:sz w:val="22"/>
                 <w:szCs w:val="17"/>
               </w:rPr>
               <w:t xml:space="preserve">  I need a little help</w:t>
@@ -4201,7 +4209,7 @@
               <w:rPr>
                 <w:rFonts w:ascii="Avenir Next" w:hAnsi="Avenir Next" w:cs="Avenir Next" w:eastAsia="Avenir Next"/>
                 <w:color w:val="1A1A1A"/>
-                <w:sz w:val="17"/>
+                <w:sz w:val="22"/>
                 <w:szCs w:val="17"/>
               </w:rPr>
               <w:t xml:space="preserve">  I have a question about #</w:t>
@@ -4222,7 +4230,7 @@
     </w:tbl>
     <w:p>
       <w:pPr>
-        <w:spacing w:before="0" w:after="0" w:line="20" w:lineRule="exact"/>
+        <w:spacing w:before="0" w:after="0" w:line="50" w:lineRule="exact"/>
       </w:pPr>
     </w:p>
     <w:sectPr>
@@ -4308,7 +4316,106 @@
               <w:sz w:val="15"/>
               <w:szCs w:val="15"/>
             </w:rPr>
-            <w:t xml:space="preserve">Lesson 7-3  ·  Session 2  ·  Practice Form A</w:t>
+            <w:t xml:space="preserve">7-3 · Page </w:t>
+          </w:r>
+          <w:r>
+            <w:rPr>
+              <w:rFonts w:ascii="Avenir Next" w:hAnsi="Avenir Next" w:cs="Avenir Next" w:eastAsia="Avenir Next"/>
+              <w:color w:val="5A5F66"/>
+              <w:sz w:val="15"/>
+              <w:szCs w:val="15"/>
+            </w:rPr>
+            <w:fldChar w:fldCharType="begin"/>
+          </w:r>
+          <w:r>
+            <w:rPr>
+              <w:rFonts w:ascii="Avenir Next" w:hAnsi="Avenir Next" w:cs="Avenir Next" w:eastAsia="Avenir Next"/>
+              <w:color w:val="5A5F66"/>
+              <w:sz w:val="15"/>
+              <w:szCs w:val="15"/>
+            </w:rPr>
+            <w:instrText xml:space="preserve"> PAGE </w:instrText>
+          </w:r>
+          <w:r>
+            <w:rPr>
+              <w:rFonts w:ascii="Avenir Next" w:hAnsi="Avenir Next" w:cs="Avenir Next" w:eastAsia="Avenir Next"/>
+              <w:color w:val="5A5F66"/>
+              <w:sz w:val="15"/>
+              <w:szCs w:val="15"/>
+            </w:rPr>
+            <w:fldChar w:fldCharType="separate"/>
+          </w:r>
+          <w:r>
+            <w:rPr>
+              <w:rFonts w:ascii="Avenir Next" w:hAnsi="Avenir Next" w:cs="Avenir Next" w:eastAsia="Avenir Next"/>
+              <w:color w:val="5A5F66"/>
+              <w:sz w:val="15"/>
+              <w:szCs w:val="15"/>
+            </w:rPr>
+            <w:t xml:space="preserve">1</w:t>
+          </w:r>
+          <w:r>
+            <w:rPr>
+              <w:rFonts w:ascii="Avenir Next" w:hAnsi="Avenir Next" w:cs="Avenir Next" w:eastAsia="Avenir Next"/>
+              <w:color w:val="5A5F66"/>
+              <w:sz w:val="15"/>
+              <w:szCs w:val="15"/>
+            </w:rPr>
+            <w:fldChar w:fldCharType="end"/>
+          </w:r>
+          <w:r>
+            <w:rPr>
+              <w:rFonts w:ascii="Avenir Next" w:hAnsi="Avenir Next" w:cs="Avenir Next" w:eastAsia="Avenir Next"/>
+              <w:color w:val="5A5F66"/>
+              <w:sz w:val="15"/>
+              <w:szCs w:val="15"/>
+            </w:rPr>
+            <w:t xml:space="preserve"> of </w:t>
+          </w:r>
+          <w:r>
+            <w:rPr>
+              <w:rFonts w:ascii="Avenir Next" w:hAnsi="Avenir Next" w:cs="Avenir Next" w:eastAsia="Avenir Next"/>
+              <w:color w:val="5A5F66"/>
+              <w:sz w:val="15"/>
+              <w:szCs w:val="15"/>
+            </w:rPr>
+            <w:fldChar w:fldCharType="begin"/>
+          </w:r>
+          <w:r>
+            <w:rPr>
+              <w:rFonts w:ascii="Avenir Next" w:hAnsi="Avenir Next" w:cs="Avenir Next" w:eastAsia="Avenir Next"/>
+              <w:color w:val="5A5F66"/>
+              <w:sz w:val="15"/>
+              <w:szCs w:val="15"/>
+            </w:rPr>
+            <w:instrText xml:space="preserve"> NUMPAGES </w:instrText>
+          </w:r>
+          <w:r>
+            <w:rPr>
+              <w:rFonts w:ascii="Avenir Next" w:hAnsi="Avenir Next" w:cs="Avenir Next" w:eastAsia="Avenir Next"/>
+              <w:color w:val="5A5F66"/>
+              <w:sz w:val="15"/>
+              <w:szCs w:val="15"/>
+            </w:rPr>
+            <w:fldChar w:fldCharType="separate"/>
+          </w:r>
+          <w:r>
+            <w:rPr>
+              <w:rFonts w:ascii="Avenir Next" w:hAnsi="Avenir Next" w:cs="Avenir Next" w:eastAsia="Avenir Next"/>
+              <w:color w:val="5A5F66"/>
+              <w:sz w:val="15"/>
+              <w:szCs w:val="15"/>
+            </w:rPr>
+            <w:t xml:space="preserve">1</w:t>
+          </w:r>
+          <w:r>
+            <w:rPr>
+              <w:rFonts w:ascii="Avenir Next" w:hAnsi="Avenir Next" w:cs="Avenir Next" w:eastAsia="Avenir Next"/>
+              <w:color w:val="5A5F66"/>
+              <w:sz w:val="15"/>
+              <w:szCs w:val="15"/>
+            </w:rPr>
+            <w:fldChar w:fldCharType="end"/>
           </w:r>
         </w:p>
       </w:tc>
@@ -4351,5 +4458,23 @@
       </w:tblCellMar>
     </w:tblPr>
   </w:style>
+  <w:style w:type="paragraph" w:styleId="Heading1">
+    <w:name w:val="heading 1"/>
+    <w:basedOn w:val="Normal"/>
+    <w:pPr>
+      <w:outlineLvl w:val="0"/>
+      <w:keepNext w:val="0"/>
+      <w:keepLines w:val="0"/>
+    </w:pPr>
+  </w:style>
+  <w:style w:type="paragraph" w:styleId="Heading2">
+    <w:name w:val="heading 2"/>
+    <w:basedOn w:val="Normal"/>
+    <w:pPr>
+      <w:outlineLvl w:val="1"/>
+      <w:keepNext w:val="0"/>
+      <w:keepLines w:val="0"/>
+    </w:pPr>
+  </w:style>
 </w:styles>
 </file>